--- a/Assignments/Tech Doc CS1050 (Repaired).docx
+++ b/Assignments/Tech Doc CS1050 (Repaired).docx
@@ -64,7 +64,6 @@
                 <w:docPartUnique/>
               </w:docPartObj>
             </w:sdtPr>
-            <w:sdtEndPr/>
             <w:sdtContent>
               <w:p>
                 <w:pPr>
@@ -2293,7 +2292,7 @@
         <w:pStyle w:val="ListParagraph"/>
         <w:numPr>
           <w:ilvl w:val="0"/>
-          <w:numId w:val="24"/>
+          <w:numId w:val="19"/>
         </w:numPr>
       </w:pPr>
       <w:r>
@@ -2305,7 +2304,7 @@
         <w:pStyle w:val="ListParagraph"/>
         <w:numPr>
           <w:ilvl w:val="0"/>
-          <w:numId w:val="25"/>
+          <w:numId w:val="20"/>
         </w:numPr>
       </w:pPr>
       <w:r>
@@ -2320,7 +2319,7 @@
         <w:pStyle w:val="ListParagraph"/>
         <w:numPr>
           <w:ilvl w:val="0"/>
-          <w:numId w:val="25"/>
+          <w:numId w:val="20"/>
         </w:numPr>
       </w:pPr>
       <w:r>
@@ -2335,7 +2334,7 @@
         <w:pStyle w:val="ListParagraph"/>
         <w:numPr>
           <w:ilvl w:val="0"/>
-          <w:numId w:val="24"/>
+          <w:numId w:val="19"/>
         </w:numPr>
       </w:pPr>
       <w:r>
@@ -2407,7 +2406,7 @@
         <w:pStyle w:val="ListParagraph"/>
         <w:numPr>
           <w:ilvl w:val="0"/>
-          <w:numId w:val="24"/>
+          <w:numId w:val="19"/>
         </w:numPr>
       </w:pPr>
       <w:r>
@@ -2424,7 +2423,7 @@
         <w:pStyle w:val="ListParagraph"/>
         <w:numPr>
           <w:ilvl w:val="0"/>
-          <w:numId w:val="24"/>
+          <w:numId w:val="19"/>
         </w:numPr>
       </w:pPr>
       <w:r>
@@ -2541,7 +2540,7 @@
         <w:pStyle w:val="ListParagraph"/>
         <w:numPr>
           <w:ilvl w:val="0"/>
-          <w:numId w:val="26"/>
+          <w:numId w:val="21"/>
         </w:numPr>
       </w:pPr>
       <w:r>
@@ -2553,7 +2552,7 @@
         <w:pStyle w:val="ListParagraph"/>
         <w:numPr>
           <w:ilvl w:val="0"/>
-          <w:numId w:val="26"/>
+          <w:numId w:val="21"/>
         </w:numPr>
       </w:pPr>
       <w:r>
@@ -2565,7 +2564,7 @@
         <w:pStyle w:val="ListParagraph"/>
         <w:numPr>
           <w:ilvl w:val="0"/>
-          <w:numId w:val="26"/>
+          <w:numId w:val="21"/>
         </w:numPr>
       </w:pPr>
       <w:r>
@@ -2585,7 +2584,7 @@
         <w:pStyle w:val="ListParagraph"/>
         <w:numPr>
           <w:ilvl w:val="0"/>
-          <w:numId w:val="26"/>
+          <w:numId w:val="21"/>
         </w:numPr>
       </w:pPr>
       <w:r>
@@ -2605,7 +2604,7 @@
         <w:pStyle w:val="ListParagraph"/>
         <w:numPr>
           <w:ilvl w:val="0"/>
-          <w:numId w:val="26"/>
+          <w:numId w:val="21"/>
         </w:numPr>
       </w:pPr>
       <w:r>
@@ -2635,7 +2634,7 @@
         <w:pStyle w:val="ListParagraph"/>
         <w:numPr>
           <w:ilvl w:val="0"/>
-          <w:numId w:val="27"/>
+          <w:numId w:val="22"/>
         </w:numPr>
       </w:pPr>
       <w:r>
@@ -2647,7 +2646,7 @@
         <w:pStyle w:val="ListParagraph"/>
         <w:numPr>
           <w:ilvl w:val="0"/>
-          <w:numId w:val="27"/>
+          <w:numId w:val="22"/>
         </w:numPr>
       </w:pPr>
       <w:r>
@@ -2659,7 +2658,7 @@
         <w:pStyle w:val="ListParagraph"/>
         <w:numPr>
           <w:ilvl w:val="0"/>
-          <w:numId w:val="27"/>
+          <w:numId w:val="22"/>
         </w:numPr>
       </w:pPr>
       <w:r>
@@ -2671,7 +2670,7 @@
         <w:pStyle w:val="ListParagraph"/>
         <w:numPr>
           <w:ilvl w:val="0"/>
-          <w:numId w:val="27"/>
+          <w:numId w:val="22"/>
         </w:numPr>
       </w:pPr>
       <w:r>
@@ -2683,7 +2682,7 @@
         <w:pStyle w:val="ListParagraph"/>
         <w:numPr>
           <w:ilvl w:val="0"/>
-          <w:numId w:val="27"/>
+          <w:numId w:val="22"/>
         </w:numPr>
       </w:pPr>
       <w:r>
@@ -2701,7 +2700,7 @@
         <w:pStyle w:val="ListParagraph"/>
         <w:numPr>
           <w:ilvl w:val="0"/>
-          <w:numId w:val="27"/>
+          <w:numId w:val="22"/>
         </w:numPr>
       </w:pPr>
       <w:r>
@@ -2737,7 +2736,7 @@
         <w:pStyle w:val="ListParagraph"/>
         <w:numPr>
           <w:ilvl w:val="0"/>
-          <w:numId w:val="35"/>
+          <w:numId w:val="28"/>
         </w:numPr>
       </w:pPr>
       <w:r>
@@ -2749,7 +2748,7 @@
         <w:pStyle w:val="ListParagraph"/>
         <w:numPr>
           <w:ilvl w:val="0"/>
-          <w:numId w:val="35"/>
+          <w:numId w:val="28"/>
         </w:numPr>
       </w:pPr>
     </w:p>
@@ -3348,7 +3347,7 @@
         <w:pStyle w:val="ListParagraph"/>
         <w:numPr>
           <w:ilvl w:val="0"/>
-          <w:numId w:val="19"/>
+          <w:numId w:val="17"/>
         </w:numPr>
       </w:pPr>
       <w:r>
@@ -3360,7 +3359,7 @@
         <w:pStyle w:val="ListParagraph"/>
         <w:numPr>
           <w:ilvl w:val="0"/>
-          <w:numId w:val="19"/>
+          <w:numId w:val="17"/>
         </w:numPr>
       </w:pPr>
       <w:r>
@@ -3372,7 +3371,7 @@
         <w:pStyle w:val="ListParagraph"/>
         <w:numPr>
           <w:ilvl w:val="0"/>
-          <w:numId w:val="19"/>
+          <w:numId w:val="17"/>
         </w:numPr>
       </w:pPr>
       <w:proofErr w:type="spellStart"/>
@@ -3406,7 +3405,7 @@
         <w:pStyle w:val="ListParagraph"/>
         <w:numPr>
           <w:ilvl w:val="0"/>
-          <w:numId w:val="19"/>
+          <w:numId w:val="17"/>
         </w:numPr>
       </w:pPr>
       <w:r>
@@ -3457,7 +3456,7 @@
         <w:pStyle w:val="ListParagraph"/>
         <w:numPr>
           <w:ilvl w:val="0"/>
-          <w:numId w:val="20"/>
+          <w:numId w:val="18"/>
         </w:numPr>
       </w:pPr>
       <w:r>
@@ -3469,7 +3468,7 @@
         <w:pStyle w:val="ListParagraph"/>
         <w:numPr>
           <w:ilvl w:val="0"/>
-          <w:numId w:val="20"/>
+          <w:numId w:val="18"/>
         </w:numPr>
       </w:pPr>
       <w:r>
@@ -3481,7 +3480,7 @@
         <w:pStyle w:val="ListParagraph"/>
         <w:numPr>
           <w:ilvl w:val="0"/>
-          <w:numId w:val="20"/>
+          <w:numId w:val="18"/>
         </w:numPr>
       </w:pPr>
     </w:p>
@@ -3506,7 +3505,7 @@
         <w:pStyle w:val="ListParagraph"/>
         <w:numPr>
           <w:ilvl w:val="0"/>
-          <w:numId w:val="30"/>
+          <w:numId w:val="23"/>
         </w:numPr>
       </w:pPr>
       <w:r>
@@ -3518,7 +3517,7 @@
         <w:pStyle w:val="ListParagraph"/>
         <w:numPr>
           <w:ilvl w:val="0"/>
-          <w:numId w:val="30"/>
+          <w:numId w:val="23"/>
         </w:numPr>
       </w:pPr>
       <w:r>
@@ -3530,7 +3529,7 @@
         <w:pStyle w:val="ListParagraph"/>
         <w:numPr>
           <w:ilvl w:val="0"/>
-          <w:numId w:val="30"/>
+          <w:numId w:val="23"/>
         </w:numPr>
       </w:pPr>
       <w:r>
@@ -3547,7 +3546,7 @@
         <w:pStyle w:val="ListParagraph"/>
         <w:numPr>
           <w:ilvl w:val="0"/>
-          <w:numId w:val="31"/>
+          <w:numId w:val="24"/>
         </w:numPr>
       </w:pPr>
       <w:r>
@@ -3559,7 +3558,7 @@
         <w:pStyle w:val="ListParagraph"/>
         <w:numPr>
           <w:ilvl w:val="0"/>
-          <w:numId w:val="31"/>
+          <w:numId w:val="24"/>
         </w:numPr>
       </w:pPr>
       <w:r>
@@ -3571,7 +3570,7 @@
         <w:pStyle w:val="ListParagraph"/>
         <w:numPr>
           <w:ilvl w:val="0"/>
-          <w:numId w:val="31"/>
+          <w:numId w:val="24"/>
         </w:numPr>
       </w:pPr>
       <w:r>
@@ -3599,7 +3598,7 @@
         <w:pStyle w:val="ListParagraph"/>
         <w:numPr>
           <w:ilvl w:val="0"/>
-          <w:numId w:val="31"/>
+          <w:numId w:val="24"/>
         </w:numPr>
       </w:pPr>
       <w:r>
@@ -3611,7 +3610,7 @@
         <w:pStyle w:val="ListParagraph"/>
         <w:numPr>
           <w:ilvl w:val="0"/>
-          <w:numId w:val="31"/>
+          <w:numId w:val="24"/>
         </w:numPr>
       </w:pPr>
       <w:r>
@@ -3638,7 +3637,7 @@
         <w:pStyle w:val="ListParagraph"/>
         <w:numPr>
           <w:ilvl w:val="0"/>
-          <w:numId w:val="31"/>
+          <w:numId w:val="24"/>
         </w:numPr>
       </w:pPr>
       <w:r>
@@ -3714,7 +3713,7 @@
         <w:pStyle w:val="ListParagraph"/>
         <w:numPr>
           <w:ilvl w:val="0"/>
-          <w:numId w:val="32"/>
+          <w:numId w:val="25"/>
         </w:numPr>
       </w:pPr>
       <w:r>
@@ -3726,7 +3725,7 @@
         <w:pStyle w:val="ListParagraph"/>
         <w:numPr>
           <w:ilvl w:val="0"/>
-          <w:numId w:val="32"/>
+          <w:numId w:val="25"/>
         </w:numPr>
       </w:pPr>
       <w:r>
@@ -3738,7 +3737,7 @@
         <w:pStyle w:val="ListParagraph"/>
         <w:numPr>
           <w:ilvl w:val="0"/>
-          <w:numId w:val="32"/>
+          <w:numId w:val="25"/>
         </w:numPr>
       </w:pPr>
       <w:r>
@@ -3758,7 +3757,7 @@
         <w:pStyle w:val="ListParagraph"/>
         <w:numPr>
           <w:ilvl w:val="0"/>
-          <w:numId w:val="32"/>
+          <w:numId w:val="25"/>
         </w:numPr>
       </w:pPr>
       <w:r>
@@ -3770,7 +3769,7 @@
         <w:pStyle w:val="ListParagraph"/>
         <w:numPr>
           <w:ilvl w:val="0"/>
-          <w:numId w:val="32"/>
+          <w:numId w:val="25"/>
         </w:numPr>
       </w:pPr>
       <w:r>
@@ -3782,7 +3781,7 @@
         <w:pStyle w:val="ListParagraph"/>
         <w:numPr>
           <w:ilvl w:val="0"/>
-          <w:numId w:val="32"/>
+          <w:numId w:val="25"/>
         </w:numPr>
       </w:pPr>
       <w:r>
@@ -3809,7 +3808,7 @@
         <w:pStyle w:val="Heading2"/>
         <w:numPr>
           <w:ilvl w:val="0"/>
-          <w:numId w:val="25"/>
+          <w:numId w:val="20"/>
         </w:numPr>
       </w:pPr>
       <w:bookmarkStart w:id="25" w:name="_Toc222729363"/>
@@ -3865,7 +3864,7 @@
         <w:pStyle w:val="ListParagraph"/>
         <w:numPr>
           <w:ilvl w:val="0"/>
-          <w:numId w:val="33"/>
+          <w:numId w:val="26"/>
         </w:numPr>
       </w:pPr>
       <w:r>
@@ -3877,7 +3876,7 @@
         <w:pStyle w:val="ListParagraph"/>
         <w:numPr>
           <w:ilvl w:val="0"/>
-          <w:numId w:val="33"/>
+          <w:numId w:val="26"/>
         </w:numPr>
       </w:pPr>
       <w:r>
@@ -3889,7 +3888,7 @@
         <w:pStyle w:val="ListParagraph"/>
         <w:numPr>
           <w:ilvl w:val="0"/>
-          <w:numId w:val="25"/>
+          <w:numId w:val="20"/>
         </w:numPr>
       </w:pPr>
       <w:r>
@@ -3901,7 +3900,7 @@
         <w:pStyle w:val="ListParagraph"/>
         <w:numPr>
           <w:ilvl w:val="0"/>
-          <w:numId w:val="25"/>
+          <w:numId w:val="20"/>
         </w:numPr>
       </w:pPr>
       <w:r>
@@ -3929,7 +3928,7 @@
         <w:pStyle w:val="ListParagraph"/>
         <w:numPr>
           <w:ilvl w:val="0"/>
-          <w:numId w:val="25"/>
+          <w:numId w:val="20"/>
         </w:numPr>
       </w:pPr>
       <w:r>
@@ -3941,16 +3940,16 @@
         <w:pStyle w:val="ListParagraph"/>
         <w:numPr>
           <w:ilvl w:val="0"/>
-          <w:numId w:val="25"/>
-        </w:numPr>
-      </w:pPr>
-    </w:p>
-    <w:p>
-      <w:pPr>
-        <w:pStyle w:val="ListParagraph"/>
-        <w:numPr>
-          <w:ilvl w:val="0"/>
-          <w:numId w:val="33"/>
+          <w:numId w:val="20"/>
+        </w:numPr>
+      </w:pPr>
+    </w:p>
+    <w:p>
+      <w:pPr>
+        <w:pStyle w:val="ListParagraph"/>
+        <w:numPr>
+          <w:ilvl w:val="0"/>
+          <w:numId w:val="26"/>
         </w:numPr>
       </w:pPr>
       <w:r>
@@ -3962,7 +3961,7 @@
         <w:pStyle w:val="ListParagraph"/>
         <w:numPr>
           <w:ilvl w:val="0"/>
-          <w:numId w:val="33"/>
+          <w:numId w:val="26"/>
         </w:numPr>
       </w:pPr>
     </w:p>
@@ -3986,7 +3985,7 @@
         <w:pStyle w:val="ListParagraph"/>
         <w:numPr>
           <w:ilvl w:val="0"/>
-          <w:numId w:val="34"/>
+          <w:numId w:val="27"/>
         </w:numPr>
       </w:pPr>
       <w:r>
@@ -3998,7 +3997,7 @@
         <w:pStyle w:val="ListParagraph"/>
         <w:numPr>
           <w:ilvl w:val="0"/>
-          <w:numId w:val="34"/>
+          <w:numId w:val="27"/>
         </w:numPr>
       </w:pPr>
       <w:r>
@@ -4010,7 +4009,7 @@
         <w:pStyle w:val="ListParagraph"/>
         <w:numPr>
           <w:ilvl w:val="0"/>
-          <w:numId w:val="34"/>
+          <w:numId w:val="27"/>
         </w:numPr>
       </w:pPr>
       <w:r>
@@ -4030,7 +4029,7 @@
         <w:pStyle w:val="ListParagraph"/>
         <w:numPr>
           <w:ilvl w:val="0"/>
-          <w:numId w:val="34"/>
+          <w:numId w:val="27"/>
         </w:numPr>
       </w:pPr>
     </w:p>
@@ -4052,7 +4051,7 @@
         <w:pStyle w:val="ListParagraph"/>
         <w:numPr>
           <w:ilvl w:val="0"/>
-          <w:numId w:val="37"/>
+          <w:numId w:val="29"/>
         </w:numPr>
       </w:pPr>
       <w:r>
@@ -4064,7 +4063,7 @@
         <w:pStyle w:val="ListParagraph"/>
         <w:numPr>
           <w:ilvl w:val="0"/>
-          <w:numId w:val="37"/>
+          <w:numId w:val="29"/>
         </w:numPr>
       </w:pPr>
       <w:r>
@@ -4076,7 +4075,7 @@
         <w:pStyle w:val="ListParagraph"/>
         <w:numPr>
           <w:ilvl w:val="0"/>
-          <w:numId w:val="37"/>
+          <w:numId w:val="29"/>
         </w:numPr>
       </w:pPr>
       <w:r>
@@ -4088,7 +4087,7 @@
         <w:pStyle w:val="ListParagraph"/>
         <w:numPr>
           <w:ilvl w:val="0"/>
-          <w:numId w:val="37"/>
+          <w:numId w:val="29"/>
         </w:numPr>
       </w:pPr>
       <w:r>
@@ -4106,7 +4105,7 @@
         <w:pStyle w:val="ListParagraph"/>
         <w:numPr>
           <w:ilvl w:val="0"/>
-          <w:numId w:val="37"/>
+          <w:numId w:val="29"/>
         </w:numPr>
       </w:pPr>
       <w:r>
@@ -4165,7 +4164,7 @@
         <w:pStyle w:val="ListParagraph"/>
         <w:numPr>
           <w:ilvl w:val="0"/>
-          <w:numId w:val="37"/>
+          <w:numId w:val="29"/>
         </w:numPr>
       </w:pPr>
       <w:r>
@@ -4177,7 +4176,7 @@
         <w:pStyle w:val="ListParagraph"/>
         <w:numPr>
           <w:ilvl w:val="0"/>
-          <w:numId w:val="37"/>
+          <w:numId w:val="29"/>
         </w:numPr>
       </w:pPr>
       <w:r>
@@ -4192,7 +4191,7 @@
         <w:pStyle w:val="ListParagraph"/>
         <w:numPr>
           <w:ilvl w:val="0"/>
-          <w:numId w:val="37"/>
+          <w:numId w:val="29"/>
         </w:numPr>
       </w:pPr>
       <w:r>
@@ -4212,7 +4211,7 @@
         <w:pStyle w:val="ListParagraph"/>
         <w:numPr>
           <w:ilvl w:val="0"/>
-          <w:numId w:val="37"/>
+          <w:numId w:val="29"/>
         </w:numPr>
       </w:pPr>
       <w:r>
@@ -4224,7 +4223,7 @@
         <w:pStyle w:val="ListParagraph"/>
         <w:numPr>
           <w:ilvl w:val="0"/>
-          <w:numId w:val="37"/>
+          <w:numId w:val="29"/>
         </w:numPr>
       </w:pPr>
       <w:r>
@@ -4242,7 +4241,7 @@
         <w:pStyle w:val="ListParagraph"/>
         <w:numPr>
           <w:ilvl w:val="0"/>
-          <w:numId w:val="37"/>
+          <w:numId w:val="29"/>
         </w:numPr>
       </w:pPr>
       <w:r>
@@ -4283,7 +4282,7 @@
         <w:pStyle w:val="ListParagraph"/>
         <w:numPr>
           <w:ilvl w:val="0"/>
-          <w:numId w:val="37"/>
+          <w:numId w:val="29"/>
         </w:numPr>
       </w:pPr>
       <w:proofErr w:type="spellStart"/>
@@ -4321,7 +4320,7 @@
         <w:pStyle w:val="ListParagraph"/>
         <w:numPr>
           <w:ilvl w:val="0"/>
-          <w:numId w:val="37"/>
+          <w:numId w:val="29"/>
         </w:numPr>
       </w:pPr>
       <w:r>
@@ -4446,7 +4445,7 @@
         <w:pStyle w:val="ListParagraph"/>
         <w:numPr>
           <w:ilvl w:val="0"/>
-          <w:numId w:val="39"/>
+          <w:numId w:val="31"/>
         </w:numPr>
       </w:pPr>
       <w:r>
@@ -4458,7 +4457,7 @@
         <w:pStyle w:val="ListParagraph"/>
         <w:numPr>
           <w:ilvl w:val="0"/>
-          <w:numId w:val="39"/>
+          <w:numId w:val="31"/>
         </w:numPr>
       </w:pPr>
       <w:r>
@@ -4582,7 +4581,7 @@
         <w:pStyle w:val="ListParagraph"/>
         <w:numPr>
           <w:ilvl w:val="0"/>
-          <w:numId w:val="39"/>
+          <w:numId w:val="31"/>
         </w:numPr>
       </w:pPr>
       <w:r>
@@ -4658,7 +4657,7 @@
         <w:pStyle w:val="ListParagraph"/>
         <w:numPr>
           <w:ilvl w:val="0"/>
-          <w:numId w:val="39"/>
+          <w:numId w:val="31"/>
         </w:numPr>
       </w:pPr>
       <w:r>
@@ -4760,7 +4759,7 @@
         <w:pStyle w:val="ListParagraph"/>
         <w:numPr>
           <w:ilvl w:val="0"/>
-          <w:numId w:val="39"/>
+          <w:numId w:val="31"/>
         </w:numPr>
       </w:pPr>
       <w:r>
@@ -4777,7 +4776,7 @@
         <w:pStyle w:val="ListParagraph"/>
         <w:numPr>
           <w:ilvl w:val="0"/>
-          <w:numId w:val="39"/>
+          <w:numId w:val="31"/>
         </w:numPr>
       </w:pPr>
       <w:r>
@@ -4789,7 +4788,7 @@
         <w:pStyle w:val="ListParagraph"/>
         <w:numPr>
           <w:ilvl w:val="0"/>
-          <w:numId w:val="39"/>
+          <w:numId w:val="31"/>
         </w:numPr>
       </w:pPr>
       <w:proofErr w:type="gramStart"/>
@@ -4806,7 +4805,7 @@
         <w:pStyle w:val="ListParagraph"/>
         <w:numPr>
           <w:ilvl w:val="0"/>
-          <w:numId w:val="39"/>
+          <w:numId w:val="31"/>
         </w:numPr>
       </w:pPr>
       <w:r>
@@ -4839,7 +4838,7 @@
         <w:pStyle w:val="ListParagraph"/>
         <w:numPr>
           <w:ilvl w:val="0"/>
-          <w:numId w:val="40"/>
+          <w:numId w:val="32"/>
         </w:numPr>
       </w:pPr>
       <w:r>
@@ -4851,7 +4850,7 @@
         <w:pStyle w:val="ListParagraph"/>
         <w:numPr>
           <w:ilvl w:val="0"/>
-          <w:numId w:val="40"/>
+          <w:numId w:val="32"/>
         </w:numPr>
       </w:pPr>
       <w:proofErr w:type="gramStart"/>
@@ -4868,7 +4867,7 @@
         <w:pStyle w:val="ListParagraph"/>
         <w:numPr>
           <w:ilvl w:val="0"/>
-          <w:numId w:val="40"/>
+          <w:numId w:val="32"/>
         </w:numPr>
       </w:pPr>
       <w:r>
@@ -4880,7 +4879,7 @@
         <w:pStyle w:val="ListParagraph"/>
         <w:numPr>
           <w:ilvl w:val="0"/>
-          <w:numId w:val="40"/>
+          <w:numId w:val="32"/>
         </w:numPr>
       </w:pPr>
       <w:r>
@@ -4897,7 +4896,7 @@
         <w:pStyle w:val="ListParagraph"/>
         <w:numPr>
           <w:ilvl w:val="0"/>
-          <w:numId w:val="40"/>
+          <w:numId w:val="32"/>
         </w:numPr>
       </w:pPr>
       <w:r>
@@ -4962,7 +4961,7 @@
         <w:pStyle w:val="ListParagraph"/>
         <w:numPr>
           <w:ilvl w:val="0"/>
-          <w:numId w:val="42"/>
+          <w:numId w:val="33"/>
         </w:numPr>
       </w:pPr>
       <w:r>
@@ -4977,7 +4976,7 @@
         <w:pStyle w:val="ListParagraph"/>
         <w:numPr>
           <w:ilvl w:val="0"/>
-          <w:numId w:val="42"/>
+          <w:numId w:val="33"/>
         </w:numPr>
       </w:pPr>
       <w:r>
@@ -4989,7 +4988,7 @@
         <w:pStyle w:val="ListParagraph"/>
         <w:numPr>
           <w:ilvl w:val="0"/>
-          <w:numId w:val="42"/>
+          <w:numId w:val="33"/>
         </w:numPr>
       </w:pPr>
       <w:r>
@@ -5001,7 +5000,7 @@
         <w:pStyle w:val="ListParagraph"/>
         <w:numPr>
           <w:ilvl w:val="0"/>
-          <w:numId w:val="42"/>
+          <w:numId w:val="33"/>
         </w:numPr>
       </w:pPr>
       <w:r>
@@ -5022,7 +5021,7 @@
         <w:pStyle w:val="ListParagraph"/>
         <w:numPr>
           <w:ilvl w:val="0"/>
-          <w:numId w:val="43"/>
+          <w:numId w:val="34"/>
         </w:numPr>
       </w:pPr>
       <w:r>
@@ -5034,7 +5033,7 @@
         <w:pStyle w:val="ListParagraph"/>
         <w:numPr>
           <w:ilvl w:val="0"/>
-          <w:numId w:val="43"/>
+          <w:numId w:val="34"/>
         </w:numPr>
       </w:pPr>
       <w:r>
@@ -5054,7 +5053,7 @@
         <w:pStyle w:val="ListParagraph"/>
         <w:numPr>
           <w:ilvl w:val="0"/>
-          <w:numId w:val="38"/>
+          <w:numId w:val="30"/>
         </w:numPr>
       </w:pPr>
       <w:r>
@@ -5111,7 +5110,7 @@
         <w:pStyle w:val="ListParagraph"/>
         <w:numPr>
           <w:ilvl w:val="0"/>
-          <w:numId w:val="38"/>
+          <w:numId w:val="30"/>
         </w:numPr>
       </w:pPr>
       <w:r>
@@ -5150,7 +5149,7 @@
         <w:pStyle w:val="ListParagraph"/>
         <w:numPr>
           <w:ilvl w:val="0"/>
-          <w:numId w:val="38"/>
+          <w:numId w:val="30"/>
         </w:numPr>
       </w:pPr>
       <w:r>
@@ -5170,7 +5169,7 @@
         <w:pStyle w:val="ListParagraph"/>
         <w:numPr>
           <w:ilvl w:val="0"/>
-          <w:numId w:val="38"/>
+          <w:numId w:val="30"/>
         </w:numPr>
       </w:pPr>
       <w:r>
@@ -5182,7 +5181,7 @@
         <w:pStyle w:val="ListParagraph"/>
         <w:numPr>
           <w:ilvl w:val="0"/>
-          <w:numId w:val="38"/>
+          <w:numId w:val="30"/>
         </w:numPr>
       </w:pPr>
       <w:r>
@@ -5203,7 +5202,7 @@
         <w:pStyle w:val="ListParagraph"/>
         <w:numPr>
           <w:ilvl w:val="0"/>
-          <w:numId w:val="38"/>
+          <w:numId w:val="30"/>
         </w:numPr>
       </w:pPr>
       <w:r>
@@ -5215,7 +5214,7 @@
         <w:pStyle w:val="ListParagraph"/>
         <w:numPr>
           <w:ilvl w:val="0"/>
-          <w:numId w:val="38"/>
+          <w:numId w:val="30"/>
         </w:numPr>
       </w:pPr>
       <w:r>
@@ -5227,7 +5226,7 @@
         <w:pStyle w:val="ListParagraph"/>
         <w:numPr>
           <w:ilvl w:val="0"/>
-          <w:numId w:val="38"/>
+          <w:numId w:val="30"/>
         </w:numPr>
       </w:pPr>
       <w:r>
@@ -5259,7 +5258,7 @@
         <w:pStyle w:val="ListParagraph"/>
         <w:numPr>
           <w:ilvl w:val="0"/>
-          <w:numId w:val="47"/>
+          <w:numId w:val="37"/>
         </w:numPr>
       </w:pPr>
       <w:r>
@@ -5271,7 +5270,7 @@
         <w:pStyle w:val="ListParagraph"/>
         <w:numPr>
           <w:ilvl w:val="0"/>
-          <w:numId w:val="47"/>
+          <w:numId w:val="37"/>
         </w:numPr>
       </w:pPr>
       <w:r>
@@ -5329,7 +5328,7 @@
         <w:pStyle w:val="ListParagraph"/>
         <w:numPr>
           <w:ilvl w:val="0"/>
-          <w:numId w:val="44"/>
+          <w:numId w:val="35"/>
         </w:numPr>
       </w:pPr>
       <w:r>
@@ -5341,7 +5340,7 @@
         <w:pStyle w:val="ListParagraph"/>
         <w:numPr>
           <w:ilvl w:val="0"/>
-          <w:numId w:val="44"/>
+          <w:numId w:val="35"/>
         </w:numPr>
       </w:pPr>
       <w:r>
@@ -5353,7 +5352,7 @@
         <w:pStyle w:val="ListParagraph"/>
         <w:numPr>
           <w:ilvl w:val="0"/>
-          <w:numId w:val="44"/>
+          <w:numId w:val="35"/>
         </w:numPr>
       </w:pPr>
       <w:r>
@@ -5383,7 +5382,7 @@
         <w:pStyle w:val="ListParagraph"/>
         <w:numPr>
           <w:ilvl w:val="0"/>
-          <w:numId w:val="45"/>
+          <w:numId w:val="36"/>
         </w:numPr>
       </w:pPr>
       <w:r>
@@ -5456,7 +5455,7 @@
         <w:pStyle w:val="ListParagraph"/>
         <w:numPr>
           <w:ilvl w:val="0"/>
-          <w:numId w:val="45"/>
+          <w:numId w:val="36"/>
         </w:numPr>
       </w:pPr>
       <w:proofErr w:type="spellStart"/>
@@ -5473,7 +5472,7 @@
         <w:pStyle w:val="ListParagraph"/>
         <w:numPr>
           <w:ilvl w:val="0"/>
-          <w:numId w:val="45"/>
+          <w:numId w:val="36"/>
         </w:numPr>
       </w:pPr>
       <w:r>
@@ -5485,7 +5484,7 @@
         <w:pStyle w:val="ListParagraph"/>
         <w:numPr>
           <w:ilvl w:val="0"/>
-          <w:numId w:val="45"/>
+          <w:numId w:val="36"/>
         </w:numPr>
       </w:pPr>
       <w:r>
@@ -5500,7 +5499,7 @@
         <w:pStyle w:val="ListParagraph"/>
         <w:numPr>
           <w:ilvl w:val="0"/>
-          <w:numId w:val="45"/>
+          <w:numId w:val="36"/>
         </w:numPr>
       </w:pPr>
       <w:r>
@@ -5512,7 +5511,7 @@
         <w:pStyle w:val="ListParagraph"/>
         <w:numPr>
           <w:ilvl w:val="0"/>
-          <w:numId w:val="45"/>
+          <w:numId w:val="36"/>
         </w:numPr>
       </w:pPr>
       <w:r>
@@ -5593,7 +5592,7 @@
         <w:pStyle w:val="ListParagraph"/>
         <w:numPr>
           <w:ilvl w:val="0"/>
-          <w:numId w:val="49"/>
+          <w:numId w:val="38"/>
         </w:numPr>
       </w:pPr>
       <w:r>
@@ -5605,7 +5604,7 @@
         <w:pStyle w:val="ListParagraph"/>
         <w:numPr>
           <w:ilvl w:val="0"/>
-          <w:numId w:val="49"/>
+          <w:numId w:val="38"/>
         </w:numPr>
       </w:pPr>
       <w:r>
@@ -5617,7 +5616,7 @@
         <w:pStyle w:val="ListParagraph"/>
         <w:numPr>
           <w:ilvl w:val="0"/>
-          <w:numId w:val="49"/>
+          <w:numId w:val="38"/>
         </w:numPr>
       </w:pPr>
       <w:r>
@@ -5629,7 +5628,7 @@
         <w:pStyle w:val="ListParagraph"/>
         <w:numPr>
           <w:ilvl w:val="0"/>
-          <w:numId w:val="49"/>
+          <w:numId w:val="38"/>
         </w:numPr>
       </w:pPr>
       <w:r>
@@ -5641,7 +5640,7 @@
         <w:pStyle w:val="ListParagraph"/>
         <w:numPr>
           <w:ilvl w:val="0"/>
-          <w:numId w:val="49"/>
+          <w:numId w:val="38"/>
         </w:numPr>
       </w:pPr>
       <w:r>
@@ -5653,7 +5652,7 @@
         <w:pStyle w:val="ListParagraph"/>
         <w:numPr>
           <w:ilvl w:val="0"/>
-          <w:numId w:val="49"/>
+          <w:numId w:val="38"/>
         </w:numPr>
       </w:pPr>
       <w:r>
@@ -5665,7 +5664,7 @@
         <w:pStyle w:val="ListParagraph"/>
         <w:numPr>
           <w:ilvl w:val="0"/>
-          <w:numId w:val="49"/>
+          <w:numId w:val="38"/>
         </w:numPr>
       </w:pPr>
       <w:r>
@@ -5779,7 +5778,7 @@
         <w:pStyle w:val="ListParagraph"/>
         <w:numPr>
           <w:ilvl w:val="0"/>
-          <w:numId w:val="52"/>
+          <w:numId w:val="39"/>
         </w:numPr>
       </w:pPr>
       <w:proofErr w:type="spellStart"/>
@@ -5796,7 +5795,7 @@
         <w:pStyle w:val="ListParagraph"/>
         <w:numPr>
           <w:ilvl w:val="0"/>
-          <w:numId w:val="52"/>
+          <w:numId w:val="39"/>
         </w:numPr>
       </w:pPr>
       <w:r>
@@ -5818,7 +5817,7 @@
         <w:pStyle w:val="ListParagraph"/>
         <w:numPr>
           <w:ilvl w:val="0"/>
-          <w:numId w:val="52"/>
+          <w:numId w:val="39"/>
         </w:numPr>
       </w:pPr>
       <w:r>
@@ -5830,7 +5829,7 @@
         <w:pStyle w:val="ListParagraph"/>
         <w:numPr>
           <w:ilvl w:val="0"/>
-          <w:numId w:val="52"/>
+          <w:numId w:val="39"/>
         </w:numPr>
       </w:pPr>
       <w:r>
@@ -5842,7 +5841,7 @@
         <w:pStyle w:val="ListParagraph"/>
         <w:numPr>
           <w:ilvl w:val="0"/>
-          <w:numId w:val="52"/>
+          <w:numId w:val="39"/>
         </w:numPr>
       </w:pPr>
       <w:r>
@@ -5862,7 +5861,7 @@
         <w:pStyle w:val="ListParagraph"/>
         <w:numPr>
           <w:ilvl w:val="0"/>
-          <w:numId w:val="54"/>
+          <w:numId w:val="40"/>
         </w:numPr>
       </w:pPr>
       <w:r>
@@ -5874,7 +5873,7 @@
         <w:pStyle w:val="ListParagraph"/>
         <w:numPr>
           <w:ilvl w:val="0"/>
-          <w:numId w:val="54"/>
+          <w:numId w:val="40"/>
         </w:numPr>
       </w:pPr>
       <w:r>
@@ -5886,7 +5885,7 @@
         <w:pStyle w:val="ListParagraph"/>
         <w:numPr>
           <w:ilvl w:val="0"/>
-          <w:numId w:val="54"/>
+          <w:numId w:val="40"/>
         </w:numPr>
       </w:pPr>
       <w:r>
@@ -5922,7 +5921,7 @@
         <w:pStyle w:val="ListParagraph"/>
         <w:numPr>
           <w:ilvl w:val="0"/>
-          <w:numId w:val="54"/>
+          <w:numId w:val="40"/>
         </w:numPr>
       </w:pPr>
       <w:r>
@@ -5940,7 +5939,7 @@
         <w:pStyle w:val="ListParagraph"/>
         <w:numPr>
           <w:ilvl w:val="0"/>
-          <w:numId w:val="54"/>
+          <w:numId w:val="40"/>
         </w:numPr>
       </w:pPr>
       <w:r>
@@ -5967,7 +5966,7 @@
         <w:pStyle w:val="ListParagraph"/>
         <w:numPr>
           <w:ilvl w:val="0"/>
-          <w:numId w:val="54"/>
+          <w:numId w:val="40"/>
         </w:numPr>
       </w:pPr>
       <w:r>
@@ -5985,7 +5984,7 @@
         <w:pStyle w:val="ListParagraph"/>
         <w:numPr>
           <w:ilvl w:val="0"/>
-          <w:numId w:val="54"/>
+          <w:numId w:val="40"/>
         </w:numPr>
       </w:pPr>
       <w:r>
@@ -5997,7 +5996,7 @@
         <w:pStyle w:val="ListParagraph"/>
         <w:numPr>
           <w:ilvl w:val="0"/>
-          <w:numId w:val="54"/>
+          <w:numId w:val="40"/>
         </w:numPr>
       </w:pPr>
       <w:proofErr w:type="gramStart"/>
@@ -6014,7 +6013,7 @@
         <w:pStyle w:val="ListParagraph"/>
         <w:numPr>
           <w:ilvl w:val="0"/>
-          <w:numId w:val="54"/>
+          <w:numId w:val="40"/>
         </w:numPr>
       </w:pPr>
       <w:proofErr w:type="gramStart"/>
@@ -6031,7 +6030,7 @@
         <w:pStyle w:val="ListParagraph"/>
         <w:numPr>
           <w:ilvl w:val="0"/>
-          <w:numId w:val="54"/>
+          <w:numId w:val="40"/>
         </w:numPr>
       </w:pPr>
       <w:r>
@@ -6106,7 +6105,7 @@
         <w:pStyle w:val="ListParagraph"/>
         <w:numPr>
           <w:ilvl w:val="0"/>
-          <w:numId w:val="55"/>
+          <w:numId w:val="41"/>
         </w:numPr>
       </w:pPr>
       <w:r>
@@ -6118,7 +6117,7 @@
         <w:pStyle w:val="ListParagraph"/>
         <w:numPr>
           <w:ilvl w:val="0"/>
-          <w:numId w:val="55"/>
+          <w:numId w:val="41"/>
         </w:numPr>
       </w:pPr>
       <w:proofErr w:type="gramStart"/>
@@ -6135,7 +6134,7 @@
         <w:pStyle w:val="ListParagraph"/>
         <w:numPr>
           <w:ilvl w:val="0"/>
-          <w:numId w:val="56"/>
+          <w:numId w:val="42"/>
         </w:numPr>
       </w:pPr>
       <w:r>
@@ -6147,7 +6146,7 @@
         <w:pStyle w:val="ListParagraph"/>
         <w:numPr>
           <w:ilvl w:val="0"/>
-          <w:numId w:val="56"/>
+          <w:numId w:val="42"/>
         </w:numPr>
       </w:pPr>
       <w:r>
@@ -6159,7 +6158,7 @@
         <w:pStyle w:val="ListParagraph"/>
         <w:numPr>
           <w:ilvl w:val="0"/>
-          <w:numId w:val="56"/>
+          <w:numId w:val="42"/>
         </w:numPr>
       </w:pPr>
       <w:r>
@@ -6184,7 +6183,7 @@
         <w:pStyle w:val="ListParagraph"/>
         <w:numPr>
           <w:ilvl w:val="0"/>
-          <w:numId w:val="58"/>
+          <w:numId w:val="43"/>
         </w:numPr>
       </w:pPr>
       <w:r>
@@ -6241,7 +6240,7 @@
         <w:pStyle w:val="ListParagraph"/>
         <w:numPr>
           <w:ilvl w:val="0"/>
-          <w:numId w:val="58"/>
+          <w:numId w:val="43"/>
         </w:numPr>
       </w:pPr>
       <w:r>
@@ -6263,6 +6262,9 @@
         <w:ind w:left="1440"/>
       </w:pPr>
       <w:r>
+        <w:rPr>
+          <w:noProof/>
+        </w:rPr>
         <w:drawing>
           <wp:inline distT="0" distB="0" distL="0" distR="0" wp14:anchorId="1B909A9E" wp14:editId="797D13D4">
             <wp:extent cx="5943600" cy="1475740"/>
@@ -6306,7 +6308,7 @@
         <w:pStyle w:val="ListParagraph"/>
         <w:numPr>
           <w:ilvl w:val="0"/>
-          <w:numId w:val="58"/>
+          <w:numId w:val="43"/>
         </w:numPr>
       </w:pPr>
       <w:r>
@@ -6318,7 +6320,7 @@
         <w:pStyle w:val="ListParagraph"/>
         <w:numPr>
           <w:ilvl w:val="0"/>
-          <w:numId w:val="58"/>
+          <w:numId w:val="43"/>
         </w:numPr>
       </w:pPr>
       <w:r>
@@ -6333,6 +6335,9 @@
         <w:ind w:left="1080"/>
       </w:pPr>
       <w:r>
+        <w:rPr>
+          <w:noProof/>
+        </w:rPr>
         <w:drawing>
           <wp:inline distT="0" distB="0" distL="0" distR="0" wp14:anchorId="7C53A385" wp14:editId="33B7A750">
             <wp:extent cx="5943600" cy="2191385"/>
@@ -6375,7 +6380,7 @@
         <w:pStyle w:val="ListParagraph"/>
         <w:numPr>
           <w:ilvl w:val="0"/>
-          <w:numId w:val="61"/>
+          <w:numId w:val="44"/>
         </w:numPr>
       </w:pPr>
       <w:r>
@@ -6397,6 +6402,9 @@
     </w:p>
     <w:p>
       <w:r>
+        <w:rPr>
+          <w:noProof/>
+        </w:rPr>
         <w:drawing>
           <wp:inline distT="0" distB="0" distL="0" distR="0" wp14:anchorId="5BC0ADC6" wp14:editId="0D5F3E79">
             <wp:extent cx="4974167" cy="2984500"/>
@@ -6627,119 +6635,6 @@
 <file path=word/numbering.xml><?xml version="1.0" encoding="utf-8"?>
 <w:numbering xmlns:wpc="http://schemas.microsoft.com/office/word/2010/wordprocessingCanvas" xmlns:cx="http://schemas.microsoft.com/office/drawing/2014/chartex" xmlns:cx1="http://schemas.microsoft.com/office/drawing/2015/9/8/chartex" xmlns:cx2="http://schemas.microsoft.com/office/drawing/2015/10/21/chartex" xmlns:cx3="http://schemas.microsoft.com/office/drawing/2016/5/9/chartex" xmlns:cx4="http://schemas.microsoft.com/office/drawing/2016/5/10/chartex" xmlns:cx5="http://schemas.microsoft.com/office/drawing/2016/5/11/chartex" xmlns:cx6="http://schemas.microsoft.com/office/drawing/2016/5/12/chartex" xmlns:cx7="http://schemas.microsoft.com/office/drawing/2016/5/13/chartex" xmlns:cx8="http://schemas.microsoft.com/office/drawing/2016/5/14/chartex" xmlns:mc="http://schemas.openxmlformats.org/markup-compatibility/2006" xmlns:aink="http://schemas.microsoft.com/office/drawing/2016/ink" xmlns:am3d="http://schemas.microsoft.com/office/drawing/2017/model3d" xmlns:o="urn:schemas-microsoft-com:office:office" xmlns:oel="http://schemas.microsoft.com/office/2019/extlst" xmlns:r="http://schemas.openxmlformats.org/officeDocument/2006/relationships" xmlns:m="http://schemas.openxmlformats.org/officeDocument/2006/math" xmlns:v="urn:schemas-microsoft-com:vml" xmlns:wp14="http://schemas.microsoft.com/office/word/2010/wordprocessingDrawing" xmlns:wp="http://schemas.openxmlformats.org/drawingml/2006/wordprocessingDrawing" xmlns:w10="urn:schemas-microsoft-com:office:word" xmlns:w="http://schemas.openxmlformats.org/wordprocessingml/2006/main" xmlns:w14="http://schemas.microsoft.com/office/word/2010/wordml" xmlns:w15="http://schemas.microsoft.com/office/word/2012/wordml" xmlns:w16cex="http://schemas.microsoft.com/office/word/2018/wordml/cex" xmlns:w16cid="http://schemas.microsoft.com/office/word/2016/wordml/cid" xmlns:w16="http://schemas.microsoft.com/office/word/2018/wordml" xmlns:w16du="http://schemas.microsoft.com/office/word/2023/wordml/word16du" xmlns:w16sdtdh="http://schemas.microsoft.com/office/word/2020/wordml/sdtdatahash" xmlns:w16sdtfl="http://schemas.microsoft.com/office/word/2024/wordml/sdtformatlock" xmlns:w16se="http://schemas.microsoft.com/office/word/2015/wordml/symex" xmlns:wpg="http://schemas.microsoft.com/office/word/2010/wordprocessingGroup" xmlns:wpi="http://schemas.microsoft.com/office/word/2010/wordprocessingInk" xmlns:wne="http://schemas.microsoft.com/office/word/2006/wordml" xmlns:wps="http://schemas.microsoft.com/office/word/2010/wordprocessingShape" mc:Ignorable="w14 w15 w16se w16cid w16 w16cex w16sdtdh w16sdtfl w16du wp14">
   <w:abstractNum w:abstractNumId="0" w15:restartNumberingAfterBreak="0">
-    <w:nsid w:val="02C56145"/>
-    <w:multiLevelType w:val="hybridMultilevel"/>
-    <w:tmpl w:val="D12ADA52"/>
-    <w:lvl w:ilvl="0" w:tplc="04090001">
-      <w:start w:val="1"/>
-      <w:numFmt w:val="bullet"/>
-      <w:lvlText w:val=""/>
-      <w:lvlJc w:val="left"/>
-      <w:pPr>
-        <w:ind w:left="1440" w:hanging="360"/>
-      </w:pPr>
-      <w:rPr>
-        <w:rFonts w:ascii="Symbol" w:hAnsi="Symbol" w:hint="default"/>
-      </w:rPr>
-    </w:lvl>
-    <w:lvl w:ilvl="1" w:tplc="04090003" w:tentative="1">
-      <w:start w:val="1"/>
-      <w:numFmt w:val="bullet"/>
-      <w:lvlText w:val="o"/>
-      <w:lvlJc w:val="left"/>
-      <w:pPr>
-        <w:ind w:left="2160" w:hanging="360"/>
-      </w:pPr>
-      <w:rPr>
-        <w:rFonts w:ascii="Courier New" w:hAnsi="Courier New" w:cs="Courier New" w:hint="default"/>
-      </w:rPr>
-    </w:lvl>
-    <w:lvl w:ilvl="2" w:tplc="04090005" w:tentative="1">
-      <w:start w:val="1"/>
-      <w:numFmt w:val="bullet"/>
-      <w:lvlText w:val=""/>
-      <w:lvlJc w:val="left"/>
-      <w:pPr>
-        <w:ind w:left="2880" w:hanging="360"/>
-      </w:pPr>
-      <w:rPr>
-        <w:rFonts w:ascii="Wingdings" w:hAnsi="Wingdings" w:hint="default"/>
-      </w:rPr>
-    </w:lvl>
-    <w:lvl w:ilvl="3" w:tplc="04090001" w:tentative="1">
-      <w:start w:val="1"/>
-      <w:numFmt w:val="bullet"/>
-      <w:lvlText w:val=""/>
-      <w:lvlJc w:val="left"/>
-      <w:pPr>
-        <w:ind w:left="3600" w:hanging="360"/>
-      </w:pPr>
-      <w:rPr>
-        <w:rFonts w:ascii="Symbol" w:hAnsi="Symbol" w:hint="default"/>
-      </w:rPr>
-    </w:lvl>
-    <w:lvl w:ilvl="4" w:tplc="04090003" w:tentative="1">
-      <w:start w:val="1"/>
-      <w:numFmt w:val="bullet"/>
-      <w:lvlText w:val="o"/>
-      <w:lvlJc w:val="left"/>
-      <w:pPr>
-        <w:ind w:left="4320" w:hanging="360"/>
-      </w:pPr>
-      <w:rPr>
-        <w:rFonts w:ascii="Courier New" w:hAnsi="Courier New" w:cs="Courier New" w:hint="default"/>
-      </w:rPr>
-    </w:lvl>
-    <w:lvl w:ilvl="5" w:tplc="04090005" w:tentative="1">
-      <w:start w:val="1"/>
-      <w:numFmt w:val="bullet"/>
-      <w:lvlText w:val=""/>
-      <w:lvlJc w:val="left"/>
-      <w:pPr>
-        <w:ind w:left="5040" w:hanging="360"/>
-      </w:pPr>
-      <w:rPr>
-        <w:rFonts w:ascii="Wingdings" w:hAnsi="Wingdings" w:hint="default"/>
-      </w:rPr>
-    </w:lvl>
-    <w:lvl w:ilvl="6" w:tplc="04090001" w:tentative="1">
-      <w:start w:val="1"/>
-      <w:numFmt w:val="bullet"/>
-      <w:lvlText w:val=""/>
-      <w:lvlJc w:val="left"/>
-      <w:pPr>
-        <w:ind w:left="5760" w:hanging="360"/>
-      </w:pPr>
-      <w:rPr>
-        <w:rFonts w:ascii="Symbol" w:hAnsi="Symbol" w:hint="default"/>
-      </w:rPr>
-    </w:lvl>
-    <w:lvl w:ilvl="7" w:tplc="04090003" w:tentative="1">
-      <w:start w:val="1"/>
-      <w:numFmt w:val="bullet"/>
-      <w:lvlText w:val="o"/>
-      <w:lvlJc w:val="left"/>
-      <w:pPr>
-        <w:ind w:left="6480" w:hanging="360"/>
-      </w:pPr>
-      <w:rPr>
-        <w:rFonts w:ascii="Courier New" w:hAnsi="Courier New" w:cs="Courier New" w:hint="default"/>
-      </w:rPr>
-    </w:lvl>
-    <w:lvl w:ilvl="8" w:tplc="04090005" w:tentative="1">
-      <w:start w:val="1"/>
-      <w:numFmt w:val="bullet"/>
-      <w:lvlText w:val=""/>
-      <w:lvlJc w:val="left"/>
-      <w:pPr>
-        <w:ind w:left="7200" w:hanging="360"/>
-      </w:pPr>
-      <w:rPr>
-        <w:rFonts w:ascii="Wingdings" w:hAnsi="Wingdings" w:hint="default"/>
-      </w:rPr>
-    </w:lvl>
-  </w:abstractNum>
-  <w:abstractNum w:abstractNumId="1" w15:restartNumberingAfterBreak="0">
     <w:nsid w:val="042945C2"/>
     <w:multiLevelType w:val="hybridMultilevel"/>
     <w:tmpl w:val="BCC2EC1E"/>
@@ -6852,119 +6747,7 @@
       </w:rPr>
     </w:lvl>
   </w:abstractNum>
-  <w:abstractNum w:abstractNumId="2" w15:restartNumberingAfterBreak="0">
-    <w:nsid w:val="04607B38"/>
-    <w:multiLevelType w:val="hybridMultilevel"/>
-    <w:tmpl w:val="D50001CC"/>
-    <w:lvl w:ilvl="0" w:tplc="7C8C9676">
-      <w:numFmt w:val="bullet"/>
-      <w:lvlText w:val="-"/>
-      <w:lvlJc w:val="left"/>
-      <w:pPr>
-        <w:ind w:left="2520" w:hanging="360"/>
-      </w:pPr>
-      <w:rPr>
-        <w:rFonts w:ascii="Lexend" w:eastAsia="Lexend" w:hAnsi="Lexend" w:cs="Lexend" w:hint="default"/>
-      </w:rPr>
-    </w:lvl>
-    <w:lvl w:ilvl="1" w:tplc="04090003">
-      <w:start w:val="1"/>
-      <w:numFmt w:val="bullet"/>
-      <w:lvlText w:val="o"/>
-      <w:lvlJc w:val="left"/>
-      <w:pPr>
-        <w:ind w:left="2160" w:hanging="360"/>
-      </w:pPr>
-      <w:rPr>
-        <w:rFonts w:ascii="Courier New" w:hAnsi="Courier New" w:cs="Courier New" w:hint="default"/>
-      </w:rPr>
-    </w:lvl>
-    <w:lvl w:ilvl="2" w:tplc="04090005" w:tentative="1">
-      <w:start w:val="1"/>
-      <w:numFmt w:val="bullet"/>
-      <w:lvlText w:val=""/>
-      <w:lvlJc w:val="left"/>
-      <w:pPr>
-        <w:ind w:left="2880" w:hanging="360"/>
-      </w:pPr>
-      <w:rPr>
-        <w:rFonts w:ascii="Wingdings" w:hAnsi="Wingdings" w:hint="default"/>
-      </w:rPr>
-    </w:lvl>
-    <w:lvl w:ilvl="3" w:tplc="04090001" w:tentative="1">
-      <w:start w:val="1"/>
-      <w:numFmt w:val="bullet"/>
-      <w:lvlText w:val=""/>
-      <w:lvlJc w:val="left"/>
-      <w:pPr>
-        <w:ind w:left="3600" w:hanging="360"/>
-      </w:pPr>
-      <w:rPr>
-        <w:rFonts w:ascii="Symbol" w:hAnsi="Symbol" w:hint="default"/>
-      </w:rPr>
-    </w:lvl>
-    <w:lvl w:ilvl="4" w:tplc="04090003" w:tentative="1">
-      <w:start w:val="1"/>
-      <w:numFmt w:val="bullet"/>
-      <w:lvlText w:val="o"/>
-      <w:lvlJc w:val="left"/>
-      <w:pPr>
-        <w:ind w:left="4320" w:hanging="360"/>
-      </w:pPr>
-      <w:rPr>
-        <w:rFonts w:ascii="Courier New" w:hAnsi="Courier New" w:cs="Courier New" w:hint="default"/>
-      </w:rPr>
-    </w:lvl>
-    <w:lvl w:ilvl="5" w:tplc="04090005" w:tentative="1">
-      <w:start w:val="1"/>
-      <w:numFmt w:val="bullet"/>
-      <w:lvlText w:val=""/>
-      <w:lvlJc w:val="left"/>
-      <w:pPr>
-        <w:ind w:left="5040" w:hanging="360"/>
-      </w:pPr>
-      <w:rPr>
-        <w:rFonts w:ascii="Wingdings" w:hAnsi="Wingdings" w:hint="default"/>
-      </w:rPr>
-    </w:lvl>
-    <w:lvl w:ilvl="6" w:tplc="04090001" w:tentative="1">
-      <w:start w:val="1"/>
-      <w:numFmt w:val="bullet"/>
-      <w:lvlText w:val=""/>
-      <w:lvlJc w:val="left"/>
-      <w:pPr>
-        <w:ind w:left="5760" w:hanging="360"/>
-      </w:pPr>
-      <w:rPr>
-        <w:rFonts w:ascii="Symbol" w:hAnsi="Symbol" w:hint="default"/>
-      </w:rPr>
-    </w:lvl>
-    <w:lvl w:ilvl="7" w:tplc="04090003" w:tentative="1">
-      <w:start w:val="1"/>
-      <w:numFmt w:val="bullet"/>
-      <w:lvlText w:val="o"/>
-      <w:lvlJc w:val="left"/>
-      <w:pPr>
-        <w:ind w:left="6480" w:hanging="360"/>
-      </w:pPr>
-      <w:rPr>
-        <w:rFonts w:ascii="Courier New" w:hAnsi="Courier New" w:cs="Courier New" w:hint="default"/>
-      </w:rPr>
-    </w:lvl>
-    <w:lvl w:ilvl="8" w:tplc="04090005" w:tentative="1">
-      <w:start w:val="1"/>
-      <w:numFmt w:val="bullet"/>
-      <w:lvlText w:val=""/>
-      <w:lvlJc w:val="left"/>
-      <w:pPr>
-        <w:ind w:left="7200" w:hanging="360"/>
-      </w:pPr>
-      <w:rPr>
-        <w:rFonts w:ascii="Wingdings" w:hAnsi="Wingdings" w:hint="default"/>
-      </w:rPr>
-    </w:lvl>
-  </w:abstractNum>
-  <w:abstractNum w:abstractNumId="3" w15:restartNumberingAfterBreak="0">
+  <w:abstractNum w:abstractNumId="1" w15:restartNumberingAfterBreak="0">
     <w:nsid w:val="062D2EE2"/>
     <w:multiLevelType w:val="hybridMultilevel"/>
     <w:tmpl w:val="FF16AAC6"/>
@@ -7077,7 +6860,7 @@
       </w:rPr>
     </w:lvl>
   </w:abstractNum>
-  <w:abstractNum w:abstractNumId="4" w15:restartNumberingAfterBreak="0">
+  <w:abstractNum w:abstractNumId="2" w15:restartNumberingAfterBreak="0">
     <w:nsid w:val="064522BD"/>
     <w:multiLevelType w:val="multilevel"/>
     <w:tmpl w:val="A7AAA1CA"/>
@@ -7190,120 +6973,7 @@
       </w:rPr>
     </w:lvl>
   </w:abstractNum>
-  <w:abstractNum w:abstractNumId="5" w15:restartNumberingAfterBreak="0">
-    <w:nsid w:val="0B986A4A"/>
-    <w:multiLevelType w:val="hybridMultilevel"/>
-    <w:tmpl w:val="E80CDCB0"/>
-    <w:lvl w:ilvl="0" w:tplc="04090001">
-      <w:start w:val="1"/>
-      <w:numFmt w:val="bullet"/>
-      <w:lvlText w:val=""/>
-      <w:lvlJc w:val="left"/>
-      <w:pPr>
-        <w:ind w:left="1440" w:hanging="360"/>
-      </w:pPr>
-      <w:rPr>
-        <w:rFonts w:ascii="Symbol" w:hAnsi="Symbol" w:hint="default"/>
-      </w:rPr>
-    </w:lvl>
-    <w:lvl w:ilvl="1" w:tplc="04090003" w:tentative="1">
-      <w:start w:val="1"/>
-      <w:numFmt w:val="bullet"/>
-      <w:lvlText w:val="o"/>
-      <w:lvlJc w:val="left"/>
-      <w:pPr>
-        <w:ind w:left="2160" w:hanging="360"/>
-      </w:pPr>
-      <w:rPr>
-        <w:rFonts w:ascii="Courier New" w:hAnsi="Courier New" w:cs="Courier New" w:hint="default"/>
-      </w:rPr>
-    </w:lvl>
-    <w:lvl w:ilvl="2" w:tplc="04090005" w:tentative="1">
-      <w:start w:val="1"/>
-      <w:numFmt w:val="bullet"/>
-      <w:lvlText w:val=""/>
-      <w:lvlJc w:val="left"/>
-      <w:pPr>
-        <w:ind w:left="2880" w:hanging="360"/>
-      </w:pPr>
-      <w:rPr>
-        <w:rFonts w:ascii="Wingdings" w:hAnsi="Wingdings" w:hint="default"/>
-      </w:rPr>
-    </w:lvl>
-    <w:lvl w:ilvl="3" w:tplc="04090001" w:tentative="1">
-      <w:start w:val="1"/>
-      <w:numFmt w:val="bullet"/>
-      <w:lvlText w:val=""/>
-      <w:lvlJc w:val="left"/>
-      <w:pPr>
-        <w:ind w:left="3600" w:hanging="360"/>
-      </w:pPr>
-      <w:rPr>
-        <w:rFonts w:ascii="Symbol" w:hAnsi="Symbol" w:hint="default"/>
-      </w:rPr>
-    </w:lvl>
-    <w:lvl w:ilvl="4" w:tplc="04090003" w:tentative="1">
-      <w:start w:val="1"/>
-      <w:numFmt w:val="bullet"/>
-      <w:lvlText w:val="o"/>
-      <w:lvlJc w:val="left"/>
-      <w:pPr>
-        <w:ind w:left="4320" w:hanging="360"/>
-      </w:pPr>
-      <w:rPr>
-        <w:rFonts w:ascii="Courier New" w:hAnsi="Courier New" w:cs="Courier New" w:hint="default"/>
-      </w:rPr>
-    </w:lvl>
-    <w:lvl w:ilvl="5" w:tplc="04090005" w:tentative="1">
-      <w:start w:val="1"/>
-      <w:numFmt w:val="bullet"/>
-      <w:lvlText w:val=""/>
-      <w:lvlJc w:val="left"/>
-      <w:pPr>
-        <w:ind w:left="5040" w:hanging="360"/>
-      </w:pPr>
-      <w:rPr>
-        <w:rFonts w:ascii="Wingdings" w:hAnsi="Wingdings" w:hint="default"/>
-      </w:rPr>
-    </w:lvl>
-    <w:lvl w:ilvl="6" w:tplc="04090001" w:tentative="1">
-      <w:start w:val="1"/>
-      <w:numFmt w:val="bullet"/>
-      <w:lvlText w:val=""/>
-      <w:lvlJc w:val="left"/>
-      <w:pPr>
-        <w:ind w:left="5760" w:hanging="360"/>
-      </w:pPr>
-      <w:rPr>
-        <w:rFonts w:ascii="Symbol" w:hAnsi="Symbol" w:hint="default"/>
-      </w:rPr>
-    </w:lvl>
-    <w:lvl w:ilvl="7" w:tplc="04090003" w:tentative="1">
-      <w:start w:val="1"/>
-      <w:numFmt w:val="bullet"/>
-      <w:lvlText w:val="o"/>
-      <w:lvlJc w:val="left"/>
-      <w:pPr>
-        <w:ind w:left="6480" w:hanging="360"/>
-      </w:pPr>
-      <w:rPr>
-        <w:rFonts w:ascii="Courier New" w:hAnsi="Courier New" w:cs="Courier New" w:hint="default"/>
-      </w:rPr>
-    </w:lvl>
-    <w:lvl w:ilvl="8" w:tplc="04090005" w:tentative="1">
-      <w:start w:val="1"/>
-      <w:numFmt w:val="bullet"/>
-      <w:lvlText w:val=""/>
-      <w:lvlJc w:val="left"/>
-      <w:pPr>
-        <w:ind w:left="7200" w:hanging="360"/>
-      </w:pPr>
-      <w:rPr>
-        <w:rFonts w:ascii="Wingdings" w:hAnsi="Wingdings" w:hint="default"/>
-      </w:rPr>
-    </w:lvl>
-  </w:abstractNum>
-  <w:abstractNum w:abstractNumId="6" w15:restartNumberingAfterBreak="0">
+  <w:abstractNum w:abstractNumId="3" w15:restartNumberingAfterBreak="0">
     <w:nsid w:val="0E13177F"/>
     <w:multiLevelType w:val="multilevel"/>
     <w:tmpl w:val="40C88F3A"/>
@@ -7416,7 +7086,7 @@
       </w:rPr>
     </w:lvl>
   </w:abstractNum>
-  <w:abstractNum w:abstractNumId="7" w15:restartNumberingAfterBreak="0">
+  <w:abstractNum w:abstractNumId="4" w15:restartNumberingAfterBreak="0">
     <w:nsid w:val="10652FAB"/>
     <w:multiLevelType w:val="hybridMultilevel"/>
     <w:tmpl w:val="D0447756"/>
@@ -7529,7 +7199,7 @@
       </w:rPr>
     </w:lvl>
   </w:abstractNum>
-  <w:abstractNum w:abstractNumId="8" w15:restartNumberingAfterBreak="0">
+  <w:abstractNum w:abstractNumId="5" w15:restartNumberingAfterBreak="0">
     <w:nsid w:val="10AB1D25"/>
     <w:multiLevelType w:val="hybridMultilevel"/>
     <w:tmpl w:val="1AF0B638"/>
@@ -7642,7 +7312,7 @@
       </w:rPr>
     </w:lvl>
   </w:abstractNum>
-  <w:abstractNum w:abstractNumId="9" w15:restartNumberingAfterBreak="0">
+  <w:abstractNum w:abstractNumId="6" w15:restartNumberingAfterBreak="0">
     <w:nsid w:val="14B93411"/>
     <w:multiLevelType w:val="hybridMultilevel"/>
     <w:tmpl w:val="68CAAC3C"/>
@@ -7755,344 +7425,7 @@
       </w:rPr>
     </w:lvl>
   </w:abstractNum>
-  <w:abstractNum w:abstractNumId="10" w15:restartNumberingAfterBreak="0">
-    <w:nsid w:val="15D55346"/>
-    <w:multiLevelType w:val="hybridMultilevel"/>
-    <w:tmpl w:val="D8A6167C"/>
-    <w:lvl w:ilvl="0" w:tplc="04090001">
-      <w:start w:val="1"/>
-      <w:numFmt w:val="bullet"/>
-      <w:lvlText w:val=""/>
-      <w:lvlJc w:val="left"/>
-      <w:pPr>
-        <w:ind w:left="2160" w:hanging="360"/>
-      </w:pPr>
-      <w:rPr>
-        <w:rFonts w:ascii="Symbol" w:hAnsi="Symbol" w:hint="default"/>
-      </w:rPr>
-    </w:lvl>
-    <w:lvl w:ilvl="1" w:tplc="04090003" w:tentative="1">
-      <w:start w:val="1"/>
-      <w:numFmt w:val="bullet"/>
-      <w:lvlText w:val="o"/>
-      <w:lvlJc w:val="left"/>
-      <w:pPr>
-        <w:ind w:left="2880" w:hanging="360"/>
-      </w:pPr>
-      <w:rPr>
-        <w:rFonts w:ascii="Courier New" w:hAnsi="Courier New" w:cs="Courier New" w:hint="default"/>
-      </w:rPr>
-    </w:lvl>
-    <w:lvl w:ilvl="2" w:tplc="04090005" w:tentative="1">
-      <w:start w:val="1"/>
-      <w:numFmt w:val="bullet"/>
-      <w:lvlText w:val=""/>
-      <w:lvlJc w:val="left"/>
-      <w:pPr>
-        <w:ind w:left="3600" w:hanging="360"/>
-      </w:pPr>
-      <w:rPr>
-        <w:rFonts w:ascii="Wingdings" w:hAnsi="Wingdings" w:hint="default"/>
-      </w:rPr>
-    </w:lvl>
-    <w:lvl w:ilvl="3" w:tplc="04090001" w:tentative="1">
-      <w:start w:val="1"/>
-      <w:numFmt w:val="bullet"/>
-      <w:lvlText w:val=""/>
-      <w:lvlJc w:val="left"/>
-      <w:pPr>
-        <w:ind w:left="4320" w:hanging="360"/>
-      </w:pPr>
-      <w:rPr>
-        <w:rFonts w:ascii="Symbol" w:hAnsi="Symbol" w:hint="default"/>
-      </w:rPr>
-    </w:lvl>
-    <w:lvl w:ilvl="4" w:tplc="04090003" w:tentative="1">
-      <w:start w:val="1"/>
-      <w:numFmt w:val="bullet"/>
-      <w:lvlText w:val="o"/>
-      <w:lvlJc w:val="left"/>
-      <w:pPr>
-        <w:ind w:left="5040" w:hanging="360"/>
-      </w:pPr>
-      <w:rPr>
-        <w:rFonts w:ascii="Courier New" w:hAnsi="Courier New" w:cs="Courier New" w:hint="default"/>
-      </w:rPr>
-    </w:lvl>
-    <w:lvl w:ilvl="5" w:tplc="04090005" w:tentative="1">
-      <w:start w:val="1"/>
-      <w:numFmt w:val="bullet"/>
-      <w:lvlText w:val=""/>
-      <w:lvlJc w:val="left"/>
-      <w:pPr>
-        <w:ind w:left="5760" w:hanging="360"/>
-      </w:pPr>
-      <w:rPr>
-        <w:rFonts w:ascii="Wingdings" w:hAnsi="Wingdings" w:hint="default"/>
-      </w:rPr>
-    </w:lvl>
-    <w:lvl w:ilvl="6" w:tplc="04090001" w:tentative="1">
-      <w:start w:val="1"/>
-      <w:numFmt w:val="bullet"/>
-      <w:lvlText w:val=""/>
-      <w:lvlJc w:val="left"/>
-      <w:pPr>
-        <w:ind w:left="6480" w:hanging="360"/>
-      </w:pPr>
-      <w:rPr>
-        <w:rFonts w:ascii="Symbol" w:hAnsi="Symbol" w:hint="default"/>
-      </w:rPr>
-    </w:lvl>
-    <w:lvl w:ilvl="7" w:tplc="04090003" w:tentative="1">
-      <w:start w:val="1"/>
-      <w:numFmt w:val="bullet"/>
-      <w:lvlText w:val="o"/>
-      <w:lvlJc w:val="left"/>
-      <w:pPr>
-        <w:ind w:left="7200" w:hanging="360"/>
-      </w:pPr>
-      <w:rPr>
-        <w:rFonts w:ascii="Courier New" w:hAnsi="Courier New" w:cs="Courier New" w:hint="default"/>
-      </w:rPr>
-    </w:lvl>
-    <w:lvl w:ilvl="8" w:tplc="04090005" w:tentative="1">
-      <w:start w:val="1"/>
-      <w:numFmt w:val="bullet"/>
-      <w:lvlText w:val=""/>
-      <w:lvlJc w:val="left"/>
-      <w:pPr>
-        <w:ind w:left="7920" w:hanging="360"/>
-      </w:pPr>
-      <w:rPr>
-        <w:rFonts w:ascii="Wingdings" w:hAnsi="Wingdings" w:hint="default"/>
-      </w:rPr>
-    </w:lvl>
-  </w:abstractNum>
-  <w:abstractNum w:abstractNumId="11" w15:restartNumberingAfterBreak="0">
-    <w:nsid w:val="18065E59"/>
-    <w:multiLevelType w:val="hybridMultilevel"/>
-    <w:tmpl w:val="B3520184"/>
-    <w:lvl w:ilvl="0" w:tplc="314C76F2">
-      <w:numFmt w:val="bullet"/>
-      <w:lvlText w:val="-"/>
-      <w:lvlJc w:val="left"/>
-      <w:pPr>
-        <w:ind w:left="1800" w:hanging="360"/>
-      </w:pPr>
-      <w:rPr>
-        <w:rFonts w:ascii="Lexend" w:eastAsia="Lexend" w:hAnsi="Lexend" w:cs="Lexend" w:hint="default"/>
-      </w:rPr>
-    </w:lvl>
-    <w:lvl w:ilvl="1" w:tplc="04090003" w:tentative="1">
-      <w:start w:val="1"/>
-      <w:numFmt w:val="bullet"/>
-      <w:lvlText w:val="o"/>
-      <w:lvlJc w:val="left"/>
-      <w:pPr>
-        <w:ind w:left="2160" w:hanging="360"/>
-      </w:pPr>
-      <w:rPr>
-        <w:rFonts w:ascii="Courier New" w:hAnsi="Courier New" w:cs="Courier New" w:hint="default"/>
-      </w:rPr>
-    </w:lvl>
-    <w:lvl w:ilvl="2" w:tplc="04090005" w:tentative="1">
-      <w:start w:val="1"/>
-      <w:numFmt w:val="bullet"/>
-      <w:lvlText w:val=""/>
-      <w:lvlJc w:val="left"/>
-      <w:pPr>
-        <w:ind w:left="2880" w:hanging="360"/>
-      </w:pPr>
-      <w:rPr>
-        <w:rFonts w:ascii="Wingdings" w:hAnsi="Wingdings" w:hint="default"/>
-      </w:rPr>
-    </w:lvl>
-    <w:lvl w:ilvl="3" w:tplc="04090001" w:tentative="1">
-      <w:start w:val="1"/>
-      <w:numFmt w:val="bullet"/>
-      <w:lvlText w:val=""/>
-      <w:lvlJc w:val="left"/>
-      <w:pPr>
-        <w:ind w:left="3600" w:hanging="360"/>
-      </w:pPr>
-      <w:rPr>
-        <w:rFonts w:ascii="Symbol" w:hAnsi="Symbol" w:hint="default"/>
-      </w:rPr>
-    </w:lvl>
-    <w:lvl w:ilvl="4" w:tplc="04090003" w:tentative="1">
-      <w:start w:val="1"/>
-      <w:numFmt w:val="bullet"/>
-      <w:lvlText w:val="o"/>
-      <w:lvlJc w:val="left"/>
-      <w:pPr>
-        <w:ind w:left="4320" w:hanging="360"/>
-      </w:pPr>
-      <w:rPr>
-        <w:rFonts w:ascii="Courier New" w:hAnsi="Courier New" w:cs="Courier New" w:hint="default"/>
-      </w:rPr>
-    </w:lvl>
-    <w:lvl w:ilvl="5" w:tplc="04090005" w:tentative="1">
-      <w:start w:val="1"/>
-      <w:numFmt w:val="bullet"/>
-      <w:lvlText w:val=""/>
-      <w:lvlJc w:val="left"/>
-      <w:pPr>
-        <w:ind w:left="5040" w:hanging="360"/>
-      </w:pPr>
-      <w:rPr>
-        <w:rFonts w:ascii="Wingdings" w:hAnsi="Wingdings" w:hint="default"/>
-      </w:rPr>
-    </w:lvl>
-    <w:lvl w:ilvl="6" w:tplc="04090001" w:tentative="1">
-      <w:start w:val="1"/>
-      <w:numFmt w:val="bullet"/>
-      <w:lvlText w:val=""/>
-      <w:lvlJc w:val="left"/>
-      <w:pPr>
-        <w:ind w:left="5760" w:hanging="360"/>
-      </w:pPr>
-      <w:rPr>
-        <w:rFonts w:ascii="Symbol" w:hAnsi="Symbol" w:hint="default"/>
-      </w:rPr>
-    </w:lvl>
-    <w:lvl w:ilvl="7" w:tplc="04090003" w:tentative="1">
-      <w:start w:val="1"/>
-      <w:numFmt w:val="bullet"/>
-      <w:lvlText w:val="o"/>
-      <w:lvlJc w:val="left"/>
-      <w:pPr>
-        <w:ind w:left="6480" w:hanging="360"/>
-      </w:pPr>
-      <w:rPr>
-        <w:rFonts w:ascii="Courier New" w:hAnsi="Courier New" w:cs="Courier New" w:hint="default"/>
-      </w:rPr>
-    </w:lvl>
-    <w:lvl w:ilvl="8" w:tplc="04090005" w:tentative="1">
-      <w:start w:val="1"/>
-      <w:numFmt w:val="bullet"/>
-      <w:lvlText w:val=""/>
-      <w:lvlJc w:val="left"/>
-      <w:pPr>
-        <w:ind w:left="7200" w:hanging="360"/>
-      </w:pPr>
-      <w:rPr>
-        <w:rFonts w:ascii="Wingdings" w:hAnsi="Wingdings" w:hint="default"/>
-      </w:rPr>
-    </w:lvl>
-  </w:abstractNum>
-  <w:abstractNum w:abstractNumId="12" w15:restartNumberingAfterBreak="0">
-    <w:nsid w:val="1C9F3827"/>
-    <w:multiLevelType w:val="hybridMultilevel"/>
-    <w:tmpl w:val="EEB685FC"/>
-    <w:lvl w:ilvl="0" w:tplc="7C8C9676">
-      <w:numFmt w:val="bullet"/>
-      <w:lvlText w:val="-"/>
-      <w:lvlJc w:val="left"/>
-      <w:pPr>
-        <w:ind w:left="2520" w:hanging="360"/>
-      </w:pPr>
-      <w:rPr>
-        <w:rFonts w:ascii="Lexend" w:eastAsia="Lexend" w:hAnsi="Lexend" w:cs="Lexend" w:hint="default"/>
-      </w:rPr>
-    </w:lvl>
-    <w:lvl w:ilvl="1" w:tplc="04090003">
-      <w:start w:val="1"/>
-      <w:numFmt w:val="bullet"/>
-      <w:lvlText w:val="o"/>
-      <w:lvlJc w:val="left"/>
-      <w:pPr>
-        <w:ind w:left="2160" w:hanging="360"/>
-      </w:pPr>
-      <w:rPr>
-        <w:rFonts w:ascii="Courier New" w:hAnsi="Courier New" w:cs="Courier New" w:hint="default"/>
-      </w:rPr>
-    </w:lvl>
-    <w:lvl w:ilvl="2" w:tplc="04090005" w:tentative="1">
-      <w:start w:val="1"/>
-      <w:numFmt w:val="bullet"/>
-      <w:lvlText w:val=""/>
-      <w:lvlJc w:val="left"/>
-      <w:pPr>
-        <w:ind w:left="2880" w:hanging="360"/>
-      </w:pPr>
-      <w:rPr>
-        <w:rFonts w:ascii="Wingdings" w:hAnsi="Wingdings" w:hint="default"/>
-      </w:rPr>
-    </w:lvl>
-    <w:lvl w:ilvl="3" w:tplc="04090001" w:tentative="1">
-      <w:start w:val="1"/>
-      <w:numFmt w:val="bullet"/>
-      <w:lvlText w:val=""/>
-      <w:lvlJc w:val="left"/>
-      <w:pPr>
-        <w:ind w:left="3600" w:hanging="360"/>
-      </w:pPr>
-      <w:rPr>
-        <w:rFonts w:ascii="Symbol" w:hAnsi="Symbol" w:hint="default"/>
-      </w:rPr>
-    </w:lvl>
-    <w:lvl w:ilvl="4" w:tplc="04090003" w:tentative="1">
-      <w:start w:val="1"/>
-      <w:numFmt w:val="bullet"/>
-      <w:lvlText w:val="o"/>
-      <w:lvlJc w:val="left"/>
-      <w:pPr>
-        <w:ind w:left="4320" w:hanging="360"/>
-      </w:pPr>
-      <w:rPr>
-        <w:rFonts w:ascii="Courier New" w:hAnsi="Courier New" w:cs="Courier New" w:hint="default"/>
-      </w:rPr>
-    </w:lvl>
-    <w:lvl w:ilvl="5" w:tplc="04090005" w:tentative="1">
-      <w:start w:val="1"/>
-      <w:numFmt w:val="bullet"/>
-      <w:lvlText w:val=""/>
-      <w:lvlJc w:val="left"/>
-      <w:pPr>
-        <w:ind w:left="5040" w:hanging="360"/>
-      </w:pPr>
-      <w:rPr>
-        <w:rFonts w:ascii="Wingdings" w:hAnsi="Wingdings" w:hint="default"/>
-      </w:rPr>
-    </w:lvl>
-    <w:lvl w:ilvl="6" w:tplc="04090001" w:tentative="1">
-      <w:start w:val="1"/>
-      <w:numFmt w:val="bullet"/>
-      <w:lvlText w:val=""/>
-      <w:lvlJc w:val="left"/>
-      <w:pPr>
-        <w:ind w:left="5760" w:hanging="360"/>
-      </w:pPr>
-      <w:rPr>
-        <w:rFonts w:ascii="Symbol" w:hAnsi="Symbol" w:hint="default"/>
-      </w:rPr>
-    </w:lvl>
-    <w:lvl w:ilvl="7" w:tplc="04090003" w:tentative="1">
-      <w:start w:val="1"/>
-      <w:numFmt w:val="bullet"/>
-      <w:lvlText w:val="o"/>
-      <w:lvlJc w:val="left"/>
-      <w:pPr>
-        <w:ind w:left="6480" w:hanging="360"/>
-      </w:pPr>
-      <w:rPr>
-        <w:rFonts w:ascii="Courier New" w:hAnsi="Courier New" w:cs="Courier New" w:hint="default"/>
-      </w:rPr>
-    </w:lvl>
-    <w:lvl w:ilvl="8" w:tplc="04090005" w:tentative="1">
-      <w:start w:val="1"/>
-      <w:numFmt w:val="bullet"/>
-      <w:lvlText w:val=""/>
-      <w:lvlJc w:val="left"/>
-      <w:pPr>
-        <w:ind w:left="7200" w:hanging="360"/>
-      </w:pPr>
-      <w:rPr>
-        <w:rFonts w:ascii="Wingdings" w:hAnsi="Wingdings" w:hint="default"/>
-      </w:rPr>
-    </w:lvl>
-  </w:abstractNum>
-  <w:abstractNum w:abstractNumId="13" w15:restartNumberingAfterBreak="0">
+  <w:abstractNum w:abstractNumId="7" w15:restartNumberingAfterBreak="0">
     <w:nsid w:val="1EFF54A6"/>
     <w:multiLevelType w:val="hybridMultilevel"/>
     <w:tmpl w:val="6616F09A"/>
@@ -8205,7 +7538,7 @@
       </w:rPr>
     </w:lvl>
   </w:abstractNum>
-  <w:abstractNum w:abstractNumId="14" w15:restartNumberingAfterBreak="0">
+  <w:abstractNum w:abstractNumId="8" w15:restartNumberingAfterBreak="0">
     <w:nsid w:val="2168485B"/>
     <w:multiLevelType w:val="multilevel"/>
     <w:tmpl w:val="43BCFFAA"/>
@@ -8318,7 +7651,7 @@
       </w:rPr>
     </w:lvl>
   </w:abstractNum>
-  <w:abstractNum w:abstractNumId="15" w15:restartNumberingAfterBreak="0">
+  <w:abstractNum w:abstractNumId="9" w15:restartNumberingAfterBreak="0">
     <w:nsid w:val="2514397C"/>
     <w:multiLevelType w:val="multilevel"/>
     <w:tmpl w:val="31DA0404"/>
@@ -8431,7 +7764,7 @@
       </w:rPr>
     </w:lvl>
   </w:abstractNum>
-  <w:abstractNum w:abstractNumId="16" w15:restartNumberingAfterBreak="0">
+  <w:abstractNum w:abstractNumId="10" w15:restartNumberingAfterBreak="0">
     <w:nsid w:val="252360C7"/>
     <w:multiLevelType w:val="hybridMultilevel"/>
     <w:tmpl w:val="130865F6"/>
@@ -8544,120 +7877,7 @@
       </w:rPr>
     </w:lvl>
   </w:abstractNum>
-  <w:abstractNum w:abstractNumId="17" w15:restartNumberingAfterBreak="0">
-    <w:nsid w:val="26F4061C"/>
-    <w:multiLevelType w:val="hybridMultilevel"/>
-    <w:tmpl w:val="2B20EC90"/>
-    <w:lvl w:ilvl="0" w:tplc="04090001">
-      <w:start w:val="1"/>
-      <w:numFmt w:val="bullet"/>
-      <w:lvlText w:val=""/>
-      <w:lvlJc w:val="left"/>
-      <w:pPr>
-        <w:ind w:left="1516" w:hanging="360"/>
-      </w:pPr>
-      <w:rPr>
-        <w:rFonts w:ascii="Symbol" w:hAnsi="Symbol" w:hint="default"/>
-      </w:rPr>
-    </w:lvl>
-    <w:lvl w:ilvl="1" w:tplc="04090003" w:tentative="1">
-      <w:start w:val="1"/>
-      <w:numFmt w:val="bullet"/>
-      <w:lvlText w:val="o"/>
-      <w:lvlJc w:val="left"/>
-      <w:pPr>
-        <w:ind w:left="2236" w:hanging="360"/>
-      </w:pPr>
-      <w:rPr>
-        <w:rFonts w:ascii="Courier New" w:hAnsi="Courier New" w:cs="Courier New" w:hint="default"/>
-      </w:rPr>
-    </w:lvl>
-    <w:lvl w:ilvl="2" w:tplc="04090005" w:tentative="1">
-      <w:start w:val="1"/>
-      <w:numFmt w:val="bullet"/>
-      <w:lvlText w:val=""/>
-      <w:lvlJc w:val="left"/>
-      <w:pPr>
-        <w:ind w:left="2956" w:hanging="360"/>
-      </w:pPr>
-      <w:rPr>
-        <w:rFonts w:ascii="Wingdings" w:hAnsi="Wingdings" w:hint="default"/>
-      </w:rPr>
-    </w:lvl>
-    <w:lvl w:ilvl="3" w:tplc="04090001" w:tentative="1">
-      <w:start w:val="1"/>
-      <w:numFmt w:val="bullet"/>
-      <w:lvlText w:val=""/>
-      <w:lvlJc w:val="left"/>
-      <w:pPr>
-        <w:ind w:left="3676" w:hanging="360"/>
-      </w:pPr>
-      <w:rPr>
-        <w:rFonts w:ascii="Symbol" w:hAnsi="Symbol" w:hint="default"/>
-      </w:rPr>
-    </w:lvl>
-    <w:lvl w:ilvl="4" w:tplc="04090003" w:tentative="1">
-      <w:start w:val="1"/>
-      <w:numFmt w:val="bullet"/>
-      <w:lvlText w:val="o"/>
-      <w:lvlJc w:val="left"/>
-      <w:pPr>
-        <w:ind w:left="4396" w:hanging="360"/>
-      </w:pPr>
-      <w:rPr>
-        <w:rFonts w:ascii="Courier New" w:hAnsi="Courier New" w:cs="Courier New" w:hint="default"/>
-      </w:rPr>
-    </w:lvl>
-    <w:lvl w:ilvl="5" w:tplc="04090005" w:tentative="1">
-      <w:start w:val="1"/>
-      <w:numFmt w:val="bullet"/>
-      <w:lvlText w:val=""/>
-      <w:lvlJc w:val="left"/>
-      <w:pPr>
-        <w:ind w:left="5116" w:hanging="360"/>
-      </w:pPr>
-      <w:rPr>
-        <w:rFonts w:ascii="Wingdings" w:hAnsi="Wingdings" w:hint="default"/>
-      </w:rPr>
-    </w:lvl>
-    <w:lvl w:ilvl="6" w:tplc="04090001" w:tentative="1">
-      <w:start w:val="1"/>
-      <w:numFmt w:val="bullet"/>
-      <w:lvlText w:val=""/>
-      <w:lvlJc w:val="left"/>
-      <w:pPr>
-        <w:ind w:left="5836" w:hanging="360"/>
-      </w:pPr>
-      <w:rPr>
-        <w:rFonts w:ascii="Symbol" w:hAnsi="Symbol" w:hint="default"/>
-      </w:rPr>
-    </w:lvl>
-    <w:lvl w:ilvl="7" w:tplc="04090003" w:tentative="1">
-      <w:start w:val="1"/>
-      <w:numFmt w:val="bullet"/>
-      <w:lvlText w:val="o"/>
-      <w:lvlJc w:val="left"/>
-      <w:pPr>
-        <w:ind w:left="6556" w:hanging="360"/>
-      </w:pPr>
-      <w:rPr>
-        <w:rFonts w:ascii="Courier New" w:hAnsi="Courier New" w:cs="Courier New" w:hint="default"/>
-      </w:rPr>
-    </w:lvl>
-    <w:lvl w:ilvl="8" w:tplc="04090005" w:tentative="1">
-      <w:start w:val="1"/>
-      <w:numFmt w:val="bullet"/>
-      <w:lvlText w:val=""/>
-      <w:lvlJc w:val="left"/>
-      <w:pPr>
-        <w:ind w:left="7276" w:hanging="360"/>
-      </w:pPr>
-      <w:rPr>
-        <w:rFonts w:ascii="Wingdings" w:hAnsi="Wingdings" w:hint="default"/>
-      </w:rPr>
-    </w:lvl>
-  </w:abstractNum>
-  <w:abstractNum w:abstractNumId="18" w15:restartNumberingAfterBreak="0">
+  <w:abstractNum w:abstractNumId="11" w15:restartNumberingAfterBreak="0">
     <w:nsid w:val="274A6D7A"/>
     <w:multiLevelType w:val="hybridMultilevel"/>
     <w:tmpl w:val="B986C3F2"/>
@@ -8770,7 +7990,7 @@
       </w:rPr>
     </w:lvl>
   </w:abstractNum>
-  <w:abstractNum w:abstractNumId="19" w15:restartNumberingAfterBreak="0">
+  <w:abstractNum w:abstractNumId="12" w15:restartNumberingAfterBreak="0">
     <w:nsid w:val="2F714B40"/>
     <w:multiLevelType w:val="multilevel"/>
     <w:tmpl w:val="3E5CB69E"/>
@@ -8883,233 +8103,7 @@
       </w:rPr>
     </w:lvl>
   </w:abstractNum>
-  <w:abstractNum w:abstractNumId="20" w15:restartNumberingAfterBreak="0">
-    <w:nsid w:val="313A3086"/>
-    <w:multiLevelType w:val="hybridMultilevel"/>
-    <w:tmpl w:val="9D80D20C"/>
-    <w:lvl w:ilvl="0" w:tplc="04090001">
-      <w:start w:val="1"/>
-      <w:numFmt w:val="bullet"/>
-      <w:lvlText w:val=""/>
-      <w:lvlJc w:val="left"/>
-      <w:pPr>
-        <w:ind w:left="1440" w:hanging="360"/>
-      </w:pPr>
-      <w:rPr>
-        <w:rFonts w:ascii="Symbol" w:hAnsi="Symbol" w:hint="default"/>
-      </w:rPr>
-    </w:lvl>
-    <w:lvl w:ilvl="1" w:tplc="04090003" w:tentative="1">
-      <w:start w:val="1"/>
-      <w:numFmt w:val="bullet"/>
-      <w:lvlText w:val="o"/>
-      <w:lvlJc w:val="left"/>
-      <w:pPr>
-        <w:ind w:left="2160" w:hanging="360"/>
-      </w:pPr>
-      <w:rPr>
-        <w:rFonts w:ascii="Courier New" w:hAnsi="Courier New" w:cs="Courier New" w:hint="default"/>
-      </w:rPr>
-    </w:lvl>
-    <w:lvl w:ilvl="2" w:tplc="04090005" w:tentative="1">
-      <w:start w:val="1"/>
-      <w:numFmt w:val="bullet"/>
-      <w:lvlText w:val=""/>
-      <w:lvlJc w:val="left"/>
-      <w:pPr>
-        <w:ind w:left="2880" w:hanging="360"/>
-      </w:pPr>
-      <w:rPr>
-        <w:rFonts w:ascii="Wingdings" w:hAnsi="Wingdings" w:hint="default"/>
-      </w:rPr>
-    </w:lvl>
-    <w:lvl w:ilvl="3" w:tplc="04090001" w:tentative="1">
-      <w:start w:val="1"/>
-      <w:numFmt w:val="bullet"/>
-      <w:lvlText w:val=""/>
-      <w:lvlJc w:val="left"/>
-      <w:pPr>
-        <w:ind w:left="3600" w:hanging="360"/>
-      </w:pPr>
-      <w:rPr>
-        <w:rFonts w:ascii="Symbol" w:hAnsi="Symbol" w:hint="default"/>
-      </w:rPr>
-    </w:lvl>
-    <w:lvl w:ilvl="4" w:tplc="04090003" w:tentative="1">
-      <w:start w:val="1"/>
-      <w:numFmt w:val="bullet"/>
-      <w:lvlText w:val="o"/>
-      <w:lvlJc w:val="left"/>
-      <w:pPr>
-        <w:ind w:left="4320" w:hanging="360"/>
-      </w:pPr>
-      <w:rPr>
-        <w:rFonts w:ascii="Courier New" w:hAnsi="Courier New" w:cs="Courier New" w:hint="default"/>
-      </w:rPr>
-    </w:lvl>
-    <w:lvl w:ilvl="5" w:tplc="04090005" w:tentative="1">
-      <w:start w:val="1"/>
-      <w:numFmt w:val="bullet"/>
-      <w:lvlText w:val=""/>
-      <w:lvlJc w:val="left"/>
-      <w:pPr>
-        <w:ind w:left="5040" w:hanging="360"/>
-      </w:pPr>
-      <w:rPr>
-        <w:rFonts w:ascii="Wingdings" w:hAnsi="Wingdings" w:hint="default"/>
-      </w:rPr>
-    </w:lvl>
-    <w:lvl w:ilvl="6" w:tplc="04090001" w:tentative="1">
-      <w:start w:val="1"/>
-      <w:numFmt w:val="bullet"/>
-      <w:lvlText w:val=""/>
-      <w:lvlJc w:val="left"/>
-      <w:pPr>
-        <w:ind w:left="5760" w:hanging="360"/>
-      </w:pPr>
-      <w:rPr>
-        <w:rFonts w:ascii="Symbol" w:hAnsi="Symbol" w:hint="default"/>
-      </w:rPr>
-    </w:lvl>
-    <w:lvl w:ilvl="7" w:tplc="04090003" w:tentative="1">
-      <w:start w:val="1"/>
-      <w:numFmt w:val="bullet"/>
-      <w:lvlText w:val="o"/>
-      <w:lvlJc w:val="left"/>
-      <w:pPr>
-        <w:ind w:left="6480" w:hanging="360"/>
-      </w:pPr>
-      <w:rPr>
-        <w:rFonts w:ascii="Courier New" w:hAnsi="Courier New" w:cs="Courier New" w:hint="default"/>
-      </w:rPr>
-    </w:lvl>
-    <w:lvl w:ilvl="8" w:tplc="04090005" w:tentative="1">
-      <w:start w:val="1"/>
-      <w:numFmt w:val="bullet"/>
-      <w:lvlText w:val=""/>
-      <w:lvlJc w:val="left"/>
-      <w:pPr>
-        <w:ind w:left="7200" w:hanging="360"/>
-      </w:pPr>
-      <w:rPr>
-        <w:rFonts w:ascii="Wingdings" w:hAnsi="Wingdings" w:hint="default"/>
-      </w:rPr>
-    </w:lvl>
-  </w:abstractNum>
-  <w:abstractNum w:abstractNumId="21" w15:restartNumberingAfterBreak="0">
-    <w:nsid w:val="33503787"/>
-    <w:multiLevelType w:val="hybridMultilevel"/>
-    <w:tmpl w:val="DD80F528"/>
-    <w:lvl w:ilvl="0" w:tplc="04090001">
-      <w:start w:val="1"/>
-      <w:numFmt w:val="bullet"/>
-      <w:lvlText w:val=""/>
-      <w:lvlJc w:val="left"/>
-      <w:pPr>
-        <w:ind w:left="1800" w:hanging="360"/>
-      </w:pPr>
-      <w:rPr>
-        <w:rFonts w:ascii="Symbol" w:hAnsi="Symbol" w:hint="default"/>
-      </w:rPr>
-    </w:lvl>
-    <w:lvl w:ilvl="1" w:tplc="04090003" w:tentative="1">
-      <w:start w:val="1"/>
-      <w:numFmt w:val="bullet"/>
-      <w:lvlText w:val="o"/>
-      <w:lvlJc w:val="left"/>
-      <w:pPr>
-        <w:ind w:left="2520" w:hanging="360"/>
-      </w:pPr>
-      <w:rPr>
-        <w:rFonts w:ascii="Courier New" w:hAnsi="Courier New" w:cs="Courier New" w:hint="default"/>
-      </w:rPr>
-    </w:lvl>
-    <w:lvl w:ilvl="2" w:tplc="04090005" w:tentative="1">
-      <w:start w:val="1"/>
-      <w:numFmt w:val="bullet"/>
-      <w:lvlText w:val=""/>
-      <w:lvlJc w:val="left"/>
-      <w:pPr>
-        <w:ind w:left="3240" w:hanging="360"/>
-      </w:pPr>
-      <w:rPr>
-        <w:rFonts w:ascii="Wingdings" w:hAnsi="Wingdings" w:hint="default"/>
-      </w:rPr>
-    </w:lvl>
-    <w:lvl w:ilvl="3" w:tplc="04090001" w:tentative="1">
-      <w:start w:val="1"/>
-      <w:numFmt w:val="bullet"/>
-      <w:lvlText w:val=""/>
-      <w:lvlJc w:val="left"/>
-      <w:pPr>
-        <w:ind w:left="3960" w:hanging="360"/>
-      </w:pPr>
-      <w:rPr>
-        <w:rFonts w:ascii="Symbol" w:hAnsi="Symbol" w:hint="default"/>
-      </w:rPr>
-    </w:lvl>
-    <w:lvl w:ilvl="4" w:tplc="04090003" w:tentative="1">
-      <w:start w:val="1"/>
-      <w:numFmt w:val="bullet"/>
-      <w:lvlText w:val="o"/>
-      <w:lvlJc w:val="left"/>
-      <w:pPr>
-        <w:ind w:left="4680" w:hanging="360"/>
-      </w:pPr>
-      <w:rPr>
-        <w:rFonts w:ascii="Courier New" w:hAnsi="Courier New" w:cs="Courier New" w:hint="default"/>
-      </w:rPr>
-    </w:lvl>
-    <w:lvl w:ilvl="5" w:tplc="04090005" w:tentative="1">
-      <w:start w:val="1"/>
-      <w:numFmt w:val="bullet"/>
-      <w:lvlText w:val=""/>
-      <w:lvlJc w:val="left"/>
-      <w:pPr>
-        <w:ind w:left="5400" w:hanging="360"/>
-      </w:pPr>
-      <w:rPr>
-        <w:rFonts w:ascii="Wingdings" w:hAnsi="Wingdings" w:hint="default"/>
-      </w:rPr>
-    </w:lvl>
-    <w:lvl w:ilvl="6" w:tplc="04090001" w:tentative="1">
-      <w:start w:val="1"/>
-      <w:numFmt w:val="bullet"/>
-      <w:lvlText w:val=""/>
-      <w:lvlJc w:val="left"/>
-      <w:pPr>
-        <w:ind w:left="6120" w:hanging="360"/>
-      </w:pPr>
-      <w:rPr>
-        <w:rFonts w:ascii="Symbol" w:hAnsi="Symbol" w:hint="default"/>
-      </w:rPr>
-    </w:lvl>
-    <w:lvl w:ilvl="7" w:tplc="04090003" w:tentative="1">
-      <w:start w:val="1"/>
-      <w:numFmt w:val="bullet"/>
-      <w:lvlText w:val="o"/>
-      <w:lvlJc w:val="left"/>
-      <w:pPr>
-        <w:ind w:left="6840" w:hanging="360"/>
-      </w:pPr>
-      <w:rPr>
-        <w:rFonts w:ascii="Courier New" w:hAnsi="Courier New" w:cs="Courier New" w:hint="default"/>
-      </w:rPr>
-    </w:lvl>
-    <w:lvl w:ilvl="8" w:tplc="04090005" w:tentative="1">
-      <w:start w:val="1"/>
-      <w:numFmt w:val="bullet"/>
-      <w:lvlText w:val=""/>
-      <w:lvlJc w:val="left"/>
-      <w:pPr>
-        <w:ind w:left="7560" w:hanging="360"/>
-      </w:pPr>
-      <w:rPr>
-        <w:rFonts w:ascii="Wingdings" w:hAnsi="Wingdings" w:hint="default"/>
-      </w:rPr>
-    </w:lvl>
-  </w:abstractNum>
-  <w:abstractNum w:abstractNumId="22" w15:restartNumberingAfterBreak="0">
+  <w:abstractNum w:abstractNumId="13" w15:restartNumberingAfterBreak="0">
     <w:nsid w:val="3A231EFC"/>
     <w:multiLevelType w:val="hybridMultilevel"/>
     <w:tmpl w:val="E7FAE31A"/>
@@ -9222,120 +8216,7 @@
       </w:rPr>
     </w:lvl>
   </w:abstractNum>
-  <w:abstractNum w:abstractNumId="23" w15:restartNumberingAfterBreak="0">
-    <w:nsid w:val="3B061264"/>
-    <w:multiLevelType w:val="hybridMultilevel"/>
-    <w:tmpl w:val="4DE81C46"/>
-    <w:lvl w:ilvl="0" w:tplc="04090001">
-      <w:start w:val="1"/>
-      <w:numFmt w:val="bullet"/>
-      <w:lvlText w:val=""/>
-      <w:lvlJc w:val="left"/>
-      <w:pPr>
-        <w:ind w:left="1440" w:hanging="360"/>
-      </w:pPr>
-      <w:rPr>
-        <w:rFonts w:ascii="Symbol" w:hAnsi="Symbol" w:hint="default"/>
-      </w:rPr>
-    </w:lvl>
-    <w:lvl w:ilvl="1" w:tplc="04090003" w:tentative="1">
-      <w:start w:val="1"/>
-      <w:numFmt w:val="bullet"/>
-      <w:lvlText w:val="o"/>
-      <w:lvlJc w:val="left"/>
-      <w:pPr>
-        <w:ind w:left="2160" w:hanging="360"/>
-      </w:pPr>
-      <w:rPr>
-        <w:rFonts w:ascii="Courier New" w:hAnsi="Courier New" w:cs="Courier New" w:hint="default"/>
-      </w:rPr>
-    </w:lvl>
-    <w:lvl w:ilvl="2" w:tplc="04090005" w:tentative="1">
-      <w:start w:val="1"/>
-      <w:numFmt w:val="bullet"/>
-      <w:lvlText w:val=""/>
-      <w:lvlJc w:val="left"/>
-      <w:pPr>
-        <w:ind w:left="2880" w:hanging="360"/>
-      </w:pPr>
-      <w:rPr>
-        <w:rFonts w:ascii="Wingdings" w:hAnsi="Wingdings" w:hint="default"/>
-      </w:rPr>
-    </w:lvl>
-    <w:lvl w:ilvl="3" w:tplc="04090001" w:tentative="1">
-      <w:start w:val="1"/>
-      <w:numFmt w:val="bullet"/>
-      <w:lvlText w:val=""/>
-      <w:lvlJc w:val="left"/>
-      <w:pPr>
-        <w:ind w:left="3600" w:hanging="360"/>
-      </w:pPr>
-      <w:rPr>
-        <w:rFonts w:ascii="Symbol" w:hAnsi="Symbol" w:hint="default"/>
-      </w:rPr>
-    </w:lvl>
-    <w:lvl w:ilvl="4" w:tplc="04090003" w:tentative="1">
-      <w:start w:val="1"/>
-      <w:numFmt w:val="bullet"/>
-      <w:lvlText w:val="o"/>
-      <w:lvlJc w:val="left"/>
-      <w:pPr>
-        <w:ind w:left="4320" w:hanging="360"/>
-      </w:pPr>
-      <w:rPr>
-        <w:rFonts w:ascii="Courier New" w:hAnsi="Courier New" w:cs="Courier New" w:hint="default"/>
-      </w:rPr>
-    </w:lvl>
-    <w:lvl w:ilvl="5" w:tplc="04090005" w:tentative="1">
-      <w:start w:val="1"/>
-      <w:numFmt w:val="bullet"/>
-      <w:lvlText w:val=""/>
-      <w:lvlJc w:val="left"/>
-      <w:pPr>
-        <w:ind w:left="5040" w:hanging="360"/>
-      </w:pPr>
-      <w:rPr>
-        <w:rFonts w:ascii="Wingdings" w:hAnsi="Wingdings" w:hint="default"/>
-      </w:rPr>
-    </w:lvl>
-    <w:lvl w:ilvl="6" w:tplc="04090001" w:tentative="1">
-      <w:start w:val="1"/>
-      <w:numFmt w:val="bullet"/>
-      <w:lvlText w:val=""/>
-      <w:lvlJc w:val="left"/>
-      <w:pPr>
-        <w:ind w:left="5760" w:hanging="360"/>
-      </w:pPr>
-      <w:rPr>
-        <w:rFonts w:ascii="Symbol" w:hAnsi="Symbol" w:hint="default"/>
-      </w:rPr>
-    </w:lvl>
-    <w:lvl w:ilvl="7" w:tplc="04090003" w:tentative="1">
-      <w:start w:val="1"/>
-      <w:numFmt w:val="bullet"/>
-      <w:lvlText w:val="o"/>
-      <w:lvlJc w:val="left"/>
-      <w:pPr>
-        <w:ind w:left="6480" w:hanging="360"/>
-      </w:pPr>
-      <w:rPr>
-        <w:rFonts w:ascii="Courier New" w:hAnsi="Courier New" w:cs="Courier New" w:hint="default"/>
-      </w:rPr>
-    </w:lvl>
-    <w:lvl w:ilvl="8" w:tplc="04090005" w:tentative="1">
-      <w:start w:val="1"/>
-      <w:numFmt w:val="bullet"/>
-      <w:lvlText w:val=""/>
-      <w:lvlJc w:val="left"/>
-      <w:pPr>
-        <w:ind w:left="7200" w:hanging="360"/>
-      </w:pPr>
-      <w:rPr>
-        <w:rFonts w:ascii="Wingdings" w:hAnsi="Wingdings" w:hint="default"/>
-      </w:rPr>
-    </w:lvl>
-  </w:abstractNum>
-  <w:abstractNum w:abstractNumId="24" w15:restartNumberingAfterBreak="0">
+  <w:abstractNum w:abstractNumId="14" w15:restartNumberingAfterBreak="0">
     <w:nsid w:val="3C460DB5"/>
     <w:multiLevelType w:val="hybridMultilevel"/>
     <w:tmpl w:val="17C42040"/>
@@ -9448,7 +8329,7 @@
       </w:rPr>
     </w:lvl>
   </w:abstractNum>
-  <w:abstractNum w:abstractNumId="25" w15:restartNumberingAfterBreak="0">
+  <w:abstractNum w:abstractNumId="15" w15:restartNumberingAfterBreak="0">
     <w:nsid w:val="3D7E5214"/>
     <w:multiLevelType w:val="hybridMultilevel"/>
     <w:tmpl w:val="7698456E"/>
@@ -9561,7 +8442,7 @@
       </w:rPr>
     </w:lvl>
   </w:abstractNum>
-  <w:abstractNum w:abstractNumId="26" w15:restartNumberingAfterBreak="0">
+  <w:abstractNum w:abstractNumId="16" w15:restartNumberingAfterBreak="0">
     <w:nsid w:val="41372BC9"/>
     <w:multiLevelType w:val="hybridMultilevel"/>
     <w:tmpl w:val="F19451DA"/>
@@ -9674,7 +8555,7 @@
       </w:rPr>
     </w:lvl>
   </w:abstractNum>
-  <w:abstractNum w:abstractNumId="27" w15:restartNumberingAfterBreak="0">
+  <w:abstractNum w:abstractNumId="17" w15:restartNumberingAfterBreak="0">
     <w:nsid w:val="41510329"/>
     <w:multiLevelType w:val="hybridMultilevel"/>
     <w:tmpl w:val="CCA4483A"/>
@@ -9787,120 +8668,7 @@
       </w:rPr>
     </w:lvl>
   </w:abstractNum>
-  <w:abstractNum w:abstractNumId="28" w15:restartNumberingAfterBreak="0">
-    <w:nsid w:val="4346206E"/>
-    <w:multiLevelType w:val="hybridMultilevel"/>
-    <w:tmpl w:val="B28C3130"/>
-    <w:lvl w:ilvl="0" w:tplc="04090001">
-      <w:start w:val="1"/>
-      <w:numFmt w:val="bullet"/>
-      <w:lvlText w:val=""/>
-      <w:lvlJc w:val="left"/>
-      <w:pPr>
-        <w:ind w:left="1440" w:hanging="360"/>
-      </w:pPr>
-      <w:rPr>
-        <w:rFonts w:ascii="Symbol" w:hAnsi="Symbol" w:hint="default"/>
-      </w:rPr>
-    </w:lvl>
-    <w:lvl w:ilvl="1" w:tplc="04090003" w:tentative="1">
-      <w:start w:val="1"/>
-      <w:numFmt w:val="bullet"/>
-      <w:lvlText w:val="o"/>
-      <w:lvlJc w:val="left"/>
-      <w:pPr>
-        <w:ind w:left="2160" w:hanging="360"/>
-      </w:pPr>
-      <w:rPr>
-        <w:rFonts w:ascii="Courier New" w:hAnsi="Courier New" w:cs="Courier New" w:hint="default"/>
-      </w:rPr>
-    </w:lvl>
-    <w:lvl w:ilvl="2" w:tplc="04090005" w:tentative="1">
-      <w:start w:val="1"/>
-      <w:numFmt w:val="bullet"/>
-      <w:lvlText w:val=""/>
-      <w:lvlJc w:val="left"/>
-      <w:pPr>
-        <w:ind w:left="2880" w:hanging="360"/>
-      </w:pPr>
-      <w:rPr>
-        <w:rFonts w:ascii="Wingdings" w:hAnsi="Wingdings" w:hint="default"/>
-      </w:rPr>
-    </w:lvl>
-    <w:lvl w:ilvl="3" w:tplc="04090001" w:tentative="1">
-      <w:start w:val="1"/>
-      <w:numFmt w:val="bullet"/>
-      <w:lvlText w:val=""/>
-      <w:lvlJc w:val="left"/>
-      <w:pPr>
-        <w:ind w:left="3600" w:hanging="360"/>
-      </w:pPr>
-      <w:rPr>
-        <w:rFonts w:ascii="Symbol" w:hAnsi="Symbol" w:hint="default"/>
-      </w:rPr>
-    </w:lvl>
-    <w:lvl w:ilvl="4" w:tplc="04090003" w:tentative="1">
-      <w:start w:val="1"/>
-      <w:numFmt w:val="bullet"/>
-      <w:lvlText w:val="o"/>
-      <w:lvlJc w:val="left"/>
-      <w:pPr>
-        <w:ind w:left="4320" w:hanging="360"/>
-      </w:pPr>
-      <w:rPr>
-        <w:rFonts w:ascii="Courier New" w:hAnsi="Courier New" w:cs="Courier New" w:hint="default"/>
-      </w:rPr>
-    </w:lvl>
-    <w:lvl w:ilvl="5" w:tplc="04090005" w:tentative="1">
-      <w:start w:val="1"/>
-      <w:numFmt w:val="bullet"/>
-      <w:lvlText w:val=""/>
-      <w:lvlJc w:val="left"/>
-      <w:pPr>
-        <w:ind w:left="5040" w:hanging="360"/>
-      </w:pPr>
-      <w:rPr>
-        <w:rFonts w:ascii="Wingdings" w:hAnsi="Wingdings" w:hint="default"/>
-      </w:rPr>
-    </w:lvl>
-    <w:lvl w:ilvl="6" w:tplc="04090001" w:tentative="1">
-      <w:start w:val="1"/>
-      <w:numFmt w:val="bullet"/>
-      <w:lvlText w:val=""/>
-      <w:lvlJc w:val="left"/>
-      <w:pPr>
-        <w:ind w:left="5760" w:hanging="360"/>
-      </w:pPr>
-      <w:rPr>
-        <w:rFonts w:ascii="Symbol" w:hAnsi="Symbol" w:hint="default"/>
-      </w:rPr>
-    </w:lvl>
-    <w:lvl w:ilvl="7" w:tplc="04090003" w:tentative="1">
-      <w:start w:val="1"/>
-      <w:numFmt w:val="bullet"/>
-      <w:lvlText w:val="o"/>
-      <w:lvlJc w:val="left"/>
-      <w:pPr>
-        <w:ind w:left="6480" w:hanging="360"/>
-      </w:pPr>
-      <w:rPr>
-        <w:rFonts w:ascii="Courier New" w:hAnsi="Courier New" w:cs="Courier New" w:hint="default"/>
-      </w:rPr>
-    </w:lvl>
-    <w:lvl w:ilvl="8" w:tplc="04090005" w:tentative="1">
-      <w:start w:val="1"/>
-      <w:numFmt w:val="bullet"/>
-      <w:lvlText w:val=""/>
-      <w:lvlJc w:val="left"/>
-      <w:pPr>
-        <w:ind w:left="7200" w:hanging="360"/>
-      </w:pPr>
-      <w:rPr>
-        <w:rFonts w:ascii="Wingdings" w:hAnsi="Wingdings" w:hint="default"/>
-      </w:rPr>
-    </w:lvl>
-  </w:abstractNum>
-  <w:abstractNum w:abstractNumId="29" w15:restartNumberingAfterBreak="0">
+  <w:abstractNum w:abstractNumId="18" w15:restartNumberingAfterBreak="0">
     <w:nsid w:val="472C3518"/>
     <w:multiLevelType w:val="multilevel"/>
     <w:tmpl w:val="408CBDCA"/>
@@ -10013,7 +8781,7 @@
       </w:rPr>
     </w:lvl>
   </w:abstractNum>
-  <w:abstractNum w:abstractNumId="30" w15:restartNumberingAfterBreak="0">
+  <w:abstractNum w:abstractNumId="19" w15:restartNumberingAfterBreak="0">
     <w:nsid w:val="48024179"/>
     <w:multiLevelType w:val="multilevel"/>
     <w:tmpl w:val="15E2C28A"/>
@@ -10126,120 +8894,7 @@
       </w:rPr>
     </w:lvl>
   </w:abstractNum>
-  <w:abstractNum w:abstractNumId="31" w15:restartNumberingAfterBreak="0">
-    <w:nsid w:val="48440B7D"/>
-    <w:multiLevelType w:val="hybridMultilevel"/>
-    <w:tmpl w:val="E876B96C"/>
-    <w:lvl w:ilvl="0" w:tplc="04090001">
-      <w:start w:val="1"/>
-      <w:numFmt w:val="bullet"/>
-      <w:lvlText w:val=""/>
-      <w:lvlJc w:val="left"/>
-      <w:pPr>
-        <w:ind w:left="1440" w:hanging="360"/>
-      </w:pPr>
-      <w:rPr>
-        <w:rFonts w:ascii="Symbol" w:hAnsi="Symbol" w:hint="default"/>
-      </w:rPr>
-    </w:lvl>
-    <w:lvl w:ilvl="1" w:tplc="04090003" w:tentative="1">
-      <w:start w:val="1"/>
-      <w:numFmt w:val="bullet"/>
-      <w:lvlText w:val="o"/>
-      <w:lvlJc w:val="left"/>
-      <w:pPr>
-        <w:ind w:left="2160" w:hanging="360"/>
-      </w:pPr>
-      <w:rPr>
-        <w:rFonts w:ascii="Courier New" w:hAnsi="Courier New" w:cs="Courier New" w:hint="default"/>
-      </w:rPr>
-    </w:lvl>
-    <w:lvl w:ilvl="2" w:tplc="04090005" w:tentative="1">
-      <w:start w:val="1"/>
-      <w:numFmt w:val="bullet"/>
-      <w:lvlText w:val=""/>
-      <w:lvlJc w:val="left"/>
-      <w:pPr>
-        <w:ind w:left="2880" w:hanging="360"/>
-      </w:pPr>
-      <w:rPr>
-        <w:rFonts w:ascii="Wingdings" w:hAnsi="Wingdings" w:hint="default"/>
-      </w:rPr>
-    </w:lvl>
-    <w:lvl w:ilvl="3" w:tplc="04090001" w:tentative="1">
-      <w:start w:val="1"/>
-      <w:numFmt w:val="bullet"/>
-      <w:lvlText w:val=""/>
-      <w:lvlJc w:val="left"/>
-      <w:pPr>
-        <w:ind w:left="3600" w:hanging="360"/>
-      </w:pPr>
-      <w:rPr>
-        <w:rFonts w:ascii="Symbol" w:hAnsi="Symbol" w:hint="default"/>
-      </w:rPr>
-    </w:lvl>
-    <w:lvl w:ilvl="4" w:tplc="04090003" w:tentative="1">
-      <w:start w:val="1"/>
-      <w:numFmt w:val="bullet"/>
-      <w:lvlText w:val="o"/>
-      <w:lvlJc w:val="left"/>
-      <w:pPr>
-        <w:ind w:left="4320" w:hanging="360"/>
-      </w:pPr>
-      <w:rPr>
-        <w:rFonts w:ascii="Courier New" w:hAnsi="Courier New" w:cs="Courier New" w:hint="default"/>
-      </w:rPr>
-    </w:lvl>
-    <w:lvl w:ilvl="5" w:tplc="04090005" w:tentative="1">
-      <w:start w:val="1"/>
-      <w:numFmt w:val="bullet"/>
-      <w:lvlText w:val=""/>
-      <w:lvlJc w:val="left"/>
-      <w:pPr>
-        <w:ind w:left="5040" w:hanging="360"/>
-      </w:pPr>
-      <w:rPr>
-        <w:rFonts w:ascii="Wingdings" w:hAnsi="Wingdings" w:hint="default"/>
-      </w:rPr>
-    </w:lvl>
-    <w:lvl w:ilvl="6" w:tplc="04090001" w:tentative="1">
-      <w:start w:val="1"/>
-      <w:numFmt w:val="bullet"/>
-      <w:lvlText w:val=""/>
-      <w:lvlJc w:val="left"/>
-      <w:pPr>
-        <w:ind w:left="5760" w:hanging="360"/>
-      </w:pPr>
-      <w:rPr>
-        <w:rFonts w:ascii="Symbol" w:hAnsi="Symbol" w:hint="default"/>
-      </w:rPr>
-    </w:lvl>
-    <w:lvl w:ilvl="7" w:tplc="04090003" w:tentative="1">
-      <w:start w:val="1"/>
-      <w:numFmt w:val="bullet"/>
-      <w:lvlText w:val="o"/>
-      <w:lvlJc w:val="left"/>
-      <w:pPr>
-        <w:ind w:left="6480" w:hanging="360"/>
-      </w:pPr>
-      <w:rPr>
-        <w:rFonts w:ascii="Courier New" w:hAnsi="Courier New" w:cs="Courier New" w:hint="default"/>
-      </w:rPr>
-    </w:lvl>
-    <w:lvl w:ilvl="8" w:tplc="04090005" w:tentative="1">
-      <w:start w:val="1"/>
-      <w:numFmt w:val="bullet"/>
-      <w:lvlText w:val=""/>
-      <w:lvlJc w:val="left"/>
-      <w:pPr>
-        <w:ind w:left="7200" w:hanging="360"/>
-      </w:pPr>
-      <w:rPr>
-        <w:rFonts w:ascii="Wingdings" w:hAnsi="Wingdings" w:hint="default"/>
-      </w:rPr>
-    </w:lvl>
-  </w:abstractNum>
-  <w:abstractNum w:abstractNumId="32" w15:restartNumberingAfterBreak="0">
+  <w:abstractNum w:abstractNumId="20" w15:restartNumberingAfterBreak="0">
     <w:nsid w:val="4B7E53D7"/>
     <w:multiLevelType w:val="hybridMultilevel"/>
     <w:tmpl w:val="7026E722"/>
@@ -10352,7 +9007,7 @@
       </w:rPr>
     </w:lvl>
   </w:abstractNum>
-  <w:abstractNum w:abstractNumId="33" w15:restartNumberingAfterBreak="0">
+  <w:abstractNum w:abstractNumId="21" w15:restartNumberingAfterBreak="0">
     <w:nsid w:val="4E59729F"/>
     <w:multiLevelType w:val="hybridMultilevel"/>
     <w:tmpl w:val="421EEB3A"/>
@@ -10465,7 +9120,7 @@
       </w:rPr>
     </w:lvl>
   </w:abstractNum>
-  <w:abstractNum w:abstractNumId="34" w15:restartNumberingAfterBreak="0">
+  <w:abstractNum w:abstractNumId="22" w15:restartNumberingAfterBreak="0">
     <w:nsid w:val="507B39D0"/>
     <w:multiLevelType w:val="hybridMultilevel"/>
     <w:tmpl w:val="312029C6"/>
@@ -10578,7 +9233,7 @@
       </w:rPr>
     </w:lvl>
   </w:abstractNum>
-  <w:abstractNum w:abstractNumId="35" w15:restartNumberingAfterBreak="0">
+  <w:abstractNum w:abstractNumId="23" w15:restartNumberingAfterBreak="0">
     <w:nsid w:val="51957ADE"/>
     <w:multiLevelType w:val="multilevel"/>
     <w:tmpl w:val="F13C2104"/>
@@ -10691,7 +9346,7 @@
       </w:rPr>
     </w:lvl>
   </w:abstractNum>
-  <w:abstractNum w:abstractNumId="36" w15:restartNumberingAfterBreak="0">
+  <w:abstractNum w:abstractNumId="24" w15:restartNumberingAfterBreak="0">
     <w:nsid w:val="51F32E1B"/>
     <w:multiLevelType w:val="multilevel"/>
     <w:tmpl w:val="E5F0CE6C"/>
@@ -10804,119 +9459,7 @@
       </w:rPr>
     </w:lvl>
   </w:abstractNum>
-  <w:abstractNum w:abstractNumId="37" w15:restartNumberingAfterBreak="0">
-    <w:nsid w:val="53DB4A8B"/>
-    <w:multiLevelType w:val="hybridMultilevel"/>
-    <w:tmpl w:val="82E8669C"/>
-    <w:lvl w:ilvl="0" w:tplc="314C76F2">
-      <w:numFmt w:val="bullet"/>
-      <w:lvlText w:val="-"/>
-      <w:lvlJc w:val="left"/>
-      <w:pPr>
-        <w:ind w:left="1080" w:hanging="360"/>
-      </w:pPr>
-      <w:rPr>
-        <w:rFonts w:ascii="Lexend" w:eastAsia="Lexend" w:hAnsi="Lexend" w:cs="Lexend" w:hint="default"/>
-      </w:rPr>
-    </w:lvl>
-    <w:lvl w:ilvl="1" w:tplc="04090003" w:tentative="1">
-      <w:start w:val="1"/>
-      <w:numFmt w:val="bullet"/>
-      <w:lvlText w:val="o"/>
-      <w:lvlJc w:val="left"/>
-      <w:pPr>
-        <w:ind w:left="1800" w:hanging="360"/>
-      </w:pPr>
-      <w:rPr>
-        <w:rFonts w:ascii="Courier New" w:hAnsi="Courier New" w:cs="Courier New" w:hint="default"/>
-      </w:rPr>
-    </w:lvl>
-    <w:lvl w:ilvl="2" w:tplc="04090005" w:tentative="1">
-      <w:start w:val="1"/>
-      <w:numFmt w:val="bullet"/>
-      <w:lvlText w:val=""/>
-      <w:lvlJc w:val="left"/>
-      <w:pPr>
-        <w:ind w:left="2520" w:hanging="360"/>
-      </w:pPr>
-      <w:rPr>
-        <w:rFonts w:ascii="Wingdings" w:hAnsi="Wingdings" w:hint="default"/>
-      </w:rPr>
-    </w:lvl>
-    <w:lvl w:ilvl="3" w:tplc="04090001" w:tentative="1">
-      <w:start w:val="1"/>
-      <w:numFmt w:val="bullet"/>
-      <w:lvlText w:val=""/>
-      <w:lvlJc w:val="left"/>
-      <w:pPr>
-        <w:ind w:left="3240" w:hanging="360"/>
-      </w:pPr>
-      <w:rPr>
-        <w:rFonts w:ascii="Symbol" w:hAnsi="Symbol" w:hint="default"/>
-      </w:rPr>
-    </w:lvl>
-    <w:lvl w:ilvl="4" w:tplc="04090003" w:tentative="1">
-      <w:start w:val="1"/>
-      <w:numFmt w:val="bullet"/>
-      <w:lvlText w:val="o"/>
-      <w:lvlJc w:val="left"/>
-      <w:pPr>
-        <w:ind w:left="3960" w:hanging="360"/>
-      </w:pPr>
-      <w:rPr>
-        <w:rFonts w:ascii="Courier New" w:hAnsi="Courier New" w:cs="Courier New" w:hint="default"/>
-      </w:rPr>
-    </w:lvl>
-    <w:lvl w:ilvl="5" w:tplc="04090005" w:tentative="1">
-      <w:start w:val="1"/>
-      <w:numFmt w:val="bullet"/>
-      <w:lvlText w:val=""/>
-      <w:lvlJc w:val="left"/>
-      <w:pPr>
-        <w:ind w:left="4680" w:hanging="360"/>
-      </w:pPr>
-      <w:rPr>
-        <w:rFonts w:ascii="Wingdings" w:hAnsi="Wingdings" w:hint="default"/>
-      </w:rPr>
-    </w:lvl>
-    <w:lvl w:ilvl="6" w:tplc="04090001" w:tentative="1">
-      <w:start w:val="1"/>
-      <w:numFmt w:val="bullet"/>
-      <w:lvlText w:val=""/>
-      <w:lvlJc w:val="left"/>
-      <w:pPr>
-        <w:ind w:left="5400" w:hanging="360"/>
-      </w:pPr>
-      <w:rPr>
-        <w:rFonts w:ascii="Symbol" w:hAnsi="Symbol" w:hint="default"/>
-      </w:rPr>
-    </w:lvl>
-    <w:lvl w:ilvl="7" w:tplc="04090003" w:tentative="1">
-      <w:start w:val="1"/>
-      <w:numFmt w:val="bullet"/>
-      <w:lvlText w:val="o"/>
-      <w:lvlJc w:val="left"/>
-      <w:pPr>
-        <w:ind w:left="6120" w:hanging="360"/>
-      </w:pPr>
-      <w:rPr>
-        <w:rFonts w:ascii="Courier New" w:hAnsi="Courier New" w:cs="Courier New" w:hint="default"/>
-      </w:rPr>
-    </w:lvl>
-    <w:lvl w:ilvl="8" w:tplc="04090005" w:tentative="1">
-      <w:start w:val="1"/>
-      <w:numFmt w:val="bullet"/>
-      <w:lvlText w:val=""/>
-      <w:lvlJc w:val="left"/>
-      <w:pPr>
-        <w:ind w:left="6840" w:hanging="360"/>
-      </w:pPr>
-      <w:rPr>
-        <w:rFonts w:ascii="Wingdings" w:hAnsi="Wingdings" w:hint="default"/>
-      </w:rPr>
-    </w:lvl>
-  </w:abstractNum>
-  <w:abstractNum w:abstractNumId="38" w15:restartNumberingAfterBreak="0">
+  <w:abstractNum w:abstractNumId="25" w15:restartNumberingAfterBreak="0">
     <w:nsid w:val="54CE2AB7"/>
     <w:multiLevelType w:val="hybridMultilevel"/>
     <w:tmpl w:val="F08A998A"/>
@@ -11029,7 +9572,7 @@
       </w:rPr>
     </w:lvl>
   </w:abstractNum>
-  <w:abstractNum w:abstractNumId="39" w15:restartNumberingAfterBreak="0">
+  <w:abstractNum w:abstractNumId="26" w15:restartNumberingAfterBreak="0">
     <w:nsid w:val="57C13E92"/>
     <w:multiLevelType w:val="multilevel"/>
     <w:tmpl w:val="4F6C76DE"/>
@@ -11142,7 +9685,7 @@
       </w:rPr>
     </w:lvl>
   </w:abstractNum>
-  <w:abstractNum w:abstractNumId="40" w15:restartNumberingAfterBreak="0">
+  <w:abstractNum w:abstractNumId="27" w15:restartNumberingAfterBreak="0">
     <w:nsid w:val="5ABC1A2D"/>
     <w:multiLevelType w:val="hybridMultilevel"/>
     <w:tmpl w:val="B0FA1A4A"/>
@@ -11255,120 +9798,7 @@
       </w:rPr>
     </w:lvl>
   </w:abstractNum>
-  <w:abstractNum w:abstractNumId="41" w15:restartNumberingAfterBreak="0">
-    <w:nsid w:val="5B714167"/>
-    <w:multiLevelType w:val="hybridMultilevel"/>
-    <w:tmpl w:val="B96AC098"/>
-    <w:lvl w:ilvl="0" w:tplc="04090001">
-      <w:start w:val="1"/>
-      <w:numFmt w:val="bullet"/>
-      <w:lvlText w:val=""/>
-      <w:lvlJc w:val="left"/>
-      <w:pPr>
-        <w:ind w:left="1440" w:hanging="360"/>
-      </w:pPr>
-      <w:rPr>
-        <w:rFonts w:ascii="Symbol" w:hAnsi="Symbol" w:hint="default"/>
-      </w:rPr>
-    </w:lvl>
-    <w:lvl w:ilvl="1" w:tplc="04090003" w:tentative="1">
-      <w:start w:val="1"/>
-      <w:numFmt w:val="bullet"/>
-      <w:lvlText w:val="o"/>
-      <w:lvlJc w:val="left"/>
-      <w:pPr>
-        <w:ind w:left="2160" w:hanging="360"/>
-      </w:pPr>
-      <w:rPr>
-        <w:rFonts w:ascii="Courier New" w:hAnsi="Courier New" w:cs="Courier New" w:hint="default"/>
-      </w:rPr>
-    </w:lvl>
-    <w:lvl w:ilvl="2" w:tplc="04090005" w:tentative="1">
-      <w:start w:val="1"/>
-      <w:numFmt w:val="bullet"/>
-      <w:lvlText w:val=""/>
-      <w:lvlJc w:val="left"/>
-      <w:pPr>
-        <w:ind w:left="2880" w:hanging="360"/>
-      </w:pPr>
-      <w:rPr>
-        <w:rFonts w:ascii="Wingdings" w:hAnsi="Wingdings" w:hint="default"/>
-      </w:rPr>
-    </w:lvl>
-    <w:lvl w:ilvl="3" w:tplc="04090001" w:tentative="1">
-      <w:start w:val="1"/>
-      <w:numFmt w:val="bullet"/>
-      <w:lvlText w:val=""/>
-      <w:lvlJc w:val="left"/>
-      <w:pPr>
-        <w:ind w:left="3600" w:hanging="360"/>
-      </w:pPr>
-      <w:rPr>
-        <w:rFonts w:ascii="Symbol" w:hAnsi="Symbol" w:hint="default"/>
-      </w:rPr>
-    </w:lvl>
-    <w:lvl w:ilvl="4" w:tplc="04090003" w:tentative="1">
-      <w:start w:val="1"/>
-      <w:numFmt w:val="bullet"/>
-      <w:lvlText w:val="o"/>
-      <w:lvlJc w:val="left"/>
-      <w:pPr>
-        <w:ind w:left="4320" w:hanging="360"/>
-      </w:pPr>
-      <w:rPr>
-        <w:rFonts w:ascii="Courier New" w:hAnsi="Courier New" w:cs="Courier New" w:hint="default"/>
-      </w:rPr>
-    </w:lvl>
-    <w:lvl w:ilvl="5" w:tplc="04090005" w:tentative="1">
-      <w:start w:val="1"/>
-      <w:numFmt w:val="bullet"/>
-      <w:lvlText w:val=""/>
-      <w:lvlJc w:val="left"/>
-      <w:pPr>
-        <w:ind w:left="5040" w:hanging="360"/>
-      </w:pPr>
-      <w:rPr>
-        <w:rFonts w:ascii="Wingdings" w:hAnsi="Wingdings" w:hint="default"/>
-      </w:rPr>
-    </w:lvl>
-    <w:lvl w:ilvl="6" w:tplc="04090001" w:tentative="1">
-      <w:start w:val="1"/>
-      <w:numFmt w:val="bullet"/>
-      <w:lvlText w:val=""/>
-      <w:lvlJc w:val="left"/>
-      <w:pPr>
-        <w:ind w:left="5760" w:hanging="360"/>
-      </w:pPr>
-      <w:rPr>
-        <w:rFonts w:ascii="Symbol" w:hAnsi="Symbol" w:hint="default"/>
-      </w:rPr>
-    </w:lvl>
-    <w:lvl w:ilvl="7" w:tplc="04090003" w:tentative="1">
-      <w:start w:val="1"/>
-      <w:numFmt w:val="bullet"/>
-      <w:lvlText w:val="o"/>
-      <w:lvlJc w:val="left"/>
-      <w:pPr>
-        <w:ind w:left="6480" w:hanging="360"/>
-      </w:pPr>
-      <w:rPr>
-        <w:rFonts w:ascii="Courier New" w:hAnsi="Courier New" w:cs="Courier New" w:hint="default"/>
-      </w:rPr>
-    </w:lvl>
-    <w:lvl w:ilvl="8" w:tplc="04090005" w:tentative="1">
-      <w:start w:val="1"/>
-      <w:numFmt w:val="bullet"/>
-      <w:lvlText w:val=""/>
-      <w:lvlJc w:val="left"/>
-      <w:pPr>
-        <w:ind w:left="7200" w:hanging="360"/>
-      </w:pPr>
-      <w:rPr>
-        <w:rFonts w:ascii="Wingdings" w:hAnsi="Wingdings" w:hint="default"/>
-      </w:rPr>
-    </w:lvl>
-  </w:abstractNum>
-  <w:abstractNum w:abstractNumId="42" w15:restartNumberingAfterBreak="0">
+  <w:abstractNum w:abstractNumId="28" w15:restartNumberingAfterBreak="0">
     <w:nsid w:val="5C1A0CA9"/>
     <w:multiLevelType w:val="hybridMultilevel"/>
     <w:tmpl w:val="BCF466D4"/>
@@ -11481,7 +9911,7 @@
       </w:rPr>
     </w:lvl>
   </w:abstractNum>
-  <w:abstractNum w:abstractNumId="43" w15:restartNumberingAfterBreak="0">
+  <w:abstractNum w:abstractNumId="29" w15:restartNumberingAfterBreak="0">
     <w:nsid w:val="5DD5757A"/>
     <w:multiLevelType w:val="multilevel"/>
     <w:tmpl w:val="52BEA464"/>
@@ -11594,233 +10024,7 @@
       </w:rPr>
     </w:lvl>
   </w:abstractNum>
-  <w:abstractNum w:abstractNumId="44" w15:restartNumberingAfterBreak="0">
-    <w:nsid w:val="61703F44"/>
-    <w:multiLevelType w:val="hybridMultilevel"/>
-    <w:tmpl w:val="CBC85F32"/>
-    <w:lvl w:ilvl="0" w:tplc="04090001">
-      <w:start w:val="1"/>
-      <w:numFmt w:val="bullet"/>
-      <w:lvlText w:val=""/>
-      <w:lvlJc w:val="left"/>
-      <w:pPr>
-        <w:ind w:left="1800" w:hanging="360"/>
-      </w:pPr>
-      <w:rPr>
-        <w:rFonts w:ascii="Symbol" w:hAnsi="Symbol" w:hint="default"/>
-      </w:rPr>
-    </w:lvl>
-    <w:lvl w:ilvl="1" w:tplc="04090003" w:tentative="1">
-      <w:start w:val="1"/>
-      <w:numFmt w:val="bullet"/>
-      <w:lvlText w:val="o"/>
-      <w:lvlJc w:val="left"/>
-      <w:pPr>
-        <w:ind w:left="2520" w:hanging="360"/>
-      </w:pPr>
-      <w:rPr>
-        <w:rFonts w:ascii="Courier New" w:hAnsi="Courier New" w:cs="Courier New" w:hint="default"/>
-      </w:rPr>
-    </w:lvl>
-    <w:lvl w:ilvl="2" w:tplc="04090005" w:tentative="1">
-      <w:start w:val="1"/>
-      <w:numFmt w:val="bullet"/>
-      <w:lvlText w:val=""/>
-      <w:lvlJc w:val="left"/>
-      <w:pPr>
-        <w:ind w:left="3240" w:hanging="360"/>
-      </w:pPr>
-      <w:rPr>
-        <w:rFonts w:ascii="Wingdings" w:hAnsi="Wingdings" w:hint="default"/>
-      </w:rPr>
-    </w:lvl>
-    <w:lvl w:ilvl="3" w:tplc="04090001" w:tentative="1">
-      <w:start w:val="1"/>
-      <w:numFmt w:val="bullet"/>
-      <w:lvlText w:val=""/>
-      <w:lvlJc w:val="left"/>
-      <w:pPr>
-        <w:ind w:left="3960" w:hanging="360"/>
-      </w:pPr>
-      <w:rPr>
-        <w:rFonts w:ascii="Symbol" w:hAnsi="Symbol" w:hint="default"/>
-      </w:rPr>
-    </w:lvl>
-    <w:lvl w:ilvl="4" w:tplc="04090003" w:tentative="1">
-      <w:start w:val="1"/>
-      <w:numFmt w:val="bullet"/>
-      <w:lvlText w:val="o"/>
-      <w:lvlJc w:val="left"/>
-      <w:pPr>
-        <w:ind w:left="4680" w:hanging="360"/>
-      </w:pPr>
-      <w:rPr>
-        <w:rFonts w:ascii="Courier New" w:hAnsi="Courier New" w:cs="Courier New" w:hint="default"/>
-      </w:rPr>
-    </w:lvl>
-    <w:lvl w:ilvl="5" w:tplc="04090005" w:tentative="1">
-      <w:start w:val="1"/>
-      <w:numFmt w:val="bullet"/>
-      <w:lvlText w:val=""/>
-      <w:lvlJc w:val="left"/>
-      <w:pPr>
-        <w:ind w:left="5400" w:hanging="360"/>
-      </w:pPr>
-      <w:rPr>
-        <w:rFonts w:ascii="Wingdings" w:hAnsi="Wingdings" w:hint="default"/>
-      </w:rPr>
-    </w:lvl>
-    <w:lvl w:ilvl="6" w:tplc="04090001" w:tentative="1">
-      <w:start w:val="1"/>
-      <w:numFmt w:val="bullet"/>
-      <w:lvlText w:val=""/>
-      <w:lvlJc w:val="left"/>
-      <w:pPr>
-        <w:ind w:left="6120" w:hanging="360"/>
-      </w:pPr>
-      <w:rPr>
-        <w:rFonts w:ascii="Symbol" w:hAnsi="Symbol" w:hint="default"/>
-      </w:rPr>
-    </w:lvl>
-    <w:lvl w:ilvl="7" w:tplc="04090003" w:tentative="1">
-      <w:start w:val="1"/>
-      <w:numFmt w:val="bullet"/>
-      <w:lvlText w:val="o"/>
-      <w:lvlJc w:val="left"/>
-      <w:pPr>
-        <w:ind w:left="6840" w:hanging="360"/>
-      </w:pPr>
-      <w:rPr>
-        <w:rFonts w:ascii="Courier New" w:hAnsi="Courier New" w:cs="Courier New" w:hint="default"/>
-      </w:rPr>
-    </w:lvl>
-    <w:lvl w:ilvl="8" w:tplc="04090005" w:tentative="1">
-      <w:start w:val="1"/>
-      <w:numFmt w:val="bullet"/>
-      <w:lvlText w:val=""/>
-      <w:lvlJc w:val="left"/>
-      <w:pPr>
-        <w:ind w:left="7560" w:hanging="360"/>
-      </w:pPr>
-      <w:rPr>
-        <w:rFonts w:ascii="Wingdings" w:hAnsi="Wingdings" w:hint="default"/>
-      </w:rPr>
-    </w:lvl>
-  </w:abstractNum>
-  <w:abstractNum w:abstractNumId="45" w15:restartNumberingAfterBreak="0">
-    <w:nsid w:val="630C1850"/>
-    <w:multiLevelType w:val="hybridMultilevel"/>
-    <w:tmpl w:val="DD84BE62"/>
-    <w:lvl w:ilvl="0" w:tplc="04090001">
-      <w:start w:val="1"/>
-      <w:numFmt w:val="bullet"/>
-      <w:lvlText w:val=""/>
-      <w:lvlJc w:val="left"/>
-      <w:pPr>
-        <w:ind w:left="1440" w:hanging="360"/>
-      </w:pPr>
-      <w:rPr>
-        <w:rFonts w:ascii="Symbol" w:hAnsi="Symbol" w:hint="default"/>
-      </w:rPr>
-    </w:lvl>
-    <w:lvl w:ilvl="1" w:tplc="04090003" w:tentative="1">
-      <w:start w:val="1"/>
-      <w:numFmt w:val="bullet"/>
-      <w:lvlText w:val="o"/>
-      <w:lvlJc w:val="left"/>
-      <w:pPr>
-        <w:ind w:left="2160" w:hanging="360"/>
-      </w:pPr>
-      <w:rPr>
-        <w:rFonts w:ascii="Courier New" w:hAnsi="Courier New" w:cs="Courier New" w:hint="default"/>
-      </w:rPr>
-    </w:lvl>
-    <w:lvl w:ilvl="2" w:tplc="04090005" w:tentative="1">
-      <w:start w:val="1"/>
-      <w:numFmt w:val="bullet"/>
-      <w:lvlText w:val=""/>
-      <w:lvlJc w:val="left"/>
-      <w:pPr>
-        <w:ind w:left="2880" w:hanging="360"/>
-      </w:pPr>
-      <w:rPr>
-        <w:rFonts w:ascii="Wingdings" w:hAnsi="Wingdings" w:hint="default"/>
-      </w:rPr>
-    </w:lvl>
-    <w:lvl w:ilvl="3" w:tplc="04090001" w:tentative="1">
-      <w:start w:val="1"/>
-      <w:numFmt w:val="bullet"/>
-      <w:lvlText w:val=""/>
-      <w:lvlJc w:val="left"/>
-      <w:pPr>
-        <w:ind w:left="3600" w:hanging="360"/>
-      </w:pPr>
-      <w:rPr>
-        <w:rFonts w:ascii="Symbol" w:hAnsi="Symbol" w:hint="default"/>
-      </w:rPr>
-    </w:lvl>
-    <w:lvl w:ilvl="4" w:tplc="04090003" w:tentative="1">
-      <w:start w:val="1"/>
-      <w:numFmt w:val="bullet"/>
-      <w:lvlText w:val="o"/>
-      <w:lvlJc w:val="left"/>
-      <w:pPr>
-        <w:ind w:left="4320" w:hanging="360"/>
-      </w:pPr>
-      <w:rPr>
-        <w:rFonts w:ascii="Courier New" w:hAnsi="Courier New" w:cs="Courier New" w:hint="default"/>
-      </w:rPr>
-    </w:lvl>
-    <w:lvl w:ilvl="5" w:tplc="04090005" w:tentative="1">
-      <w:start w:val="1"/>
-      <w:numFmt w:val="bullet"/>
-      <w:lvlText w:val=""/>
-      <w:lvlJc w:val="left"/>
-      <w:pPr>
-        <w:ind w:left="5040" w:hanging="360"/>
-      </w:pPr>
-      <w:rPr>
-        <w:rFonts w:ascii="Wingdings" w:hAnsi="Wingdings" w:hint="default"/>
-      </w:rPr>
-    </w:lvl>
-    <w:lvl w:ilvl="6" w:tplc="04090001" w:tentative="1">
-      <w:start w:val="1"/>
-      <w:numFmt w:val="bullet"/>
-      <w:lvlText w:val=""/>
-      <w:lvlJc w:val="left"/>
-      <w:pPr>
-        <w:ind w:left="5760" w:hanging="360"/>
-      </w:pPr>
-      <w:rPr>
-        <w:rFonts w:ascii="Symbol" w:hAnsi="Symbol" w:hint="default"/>
-      </w:rPr>
-    </w:lvl>
-    <w:lvl w:ilvl="7" w:tplc="04090003" w:tentative="1">
-      <w:start w:val="1"/>
-      <w:numFmt w:val="bullet"/>
-      <w:lvlText w:val="o"/>
-      <w:lvlJc w:val="left"/>
-      <w:pPr>
-        <w:ind w:left="6480" w:hanging="360"/>
-      </w:pPr>
-      <w:rPr>
-        <w:rFonts w:ascii="Courier New" w:hAnsi="Courier New" w:cs="Courier New" w:hint="default"/>
-      </w:rPr>
-    </w:lvl>
-    <w:lvl w:ilvl="8" w:tplc="04090005" w:tentative="1">
-      <w:start w:val="1"/>
-      <w:numFmt w:val="bullet"/>
-      <w:lvlText w:val=""/>
-      <w:lvlJc w:val="left"/>
-      <w:pPr>
-        <w:ind w:left="7200" w:hanging="360"/>
-      </w:pPr>
-      <w:rPr>
-        <w:rFonts w:ascii="Wingdings" w:hAnsi="Wingdings" w:hint="default"/>
-      </w:rPr>
-    </w:lvl>
-  </w:abstractNum>
-  <w:abstractNum w:abstractNumId="46" w15:restartNumberingAfterBreak="0">
+  <w:abstractNum w:abstractNumId="30" w15:restartNumberingAfterBreak="0">
     <w:nsid w:val="63EB74A3"/>
     <w:multiLevelType w:val="hybridMultilevel"/>
     <w:tmpl w:val="D5280890"/>
@@ -11933,7 +10137,7 @@
       </w:rPr>
     </w:lvl>
   </w:abstractNum>
-  <w:abstractNum w:abstractNumId="47" w15:restartNumberingAfterBreak="0">
+  <w:abstractNum w:abstractNumId="31" w15:restartNumberingAfterBreak="0">
     <w:nsid w:val="64D343AA"/>
     <w:multiLevelType w:val="multilevel"/>
     <w:tmpl w:val="2FE60BA8"/>
@@ -12046,7 +10250,7 @@
       </w:rPr>
     </w:lvl>
   </w:abstractNum>
-  <w:abstractNum w:abstractNumId="48" w15:restartNumberingAfterBreak="0">
+  <w:abstractNum w:abstractNumId="32" w15:restartNumberingAfterBreak="0">
     <w:nsid w:val="66657F63"/>
     <w:multiLevelType w:val="multilevel"/>
     <w:tmpl w:val="8AAA28EE"/>
@@ -12159,7 +10363,7 @@
       </w:rPr>
     </w:lvl>
   </w:abstractNum>
-  <w:abstractNum w:abstractNumId="49" w15:restartNumberingAfterBreak="0">
+  <w:abstractNum w:abstractNumId="33" w15:restartNumberingAfterBreak="0">
     <w:nsid w:val="66E36FC2"/>
     <w:multiLevelType w:val="hybridMultilevel"/>
     <w:tmpl w:val="94923190"/>
@@ -12271,7 +10475,7 @@
       </w:rPr>
     </w:lvl>
   </w:abstractNum>
-  <w:abstractNum w:abstractNumId="50" w15:restartNumberingAfterBreak="0">
+  <w:abstractNum w:abstractNumId="34" w15:restartNumberingAfterBreak="0">
     <w:nsid w:val="678B1D90"/>
     <w:multiLevelType w:val="hybridMultilevel"/>
     <w:tmpl w:val="91A4DC12"/>
@@ -12384,7 +10588,7 @@
       </w:rPr>
     </w:lvl>
   </w:abstractNum>
-  <w:abstractNum w:abstractNumId="51" w15:restartNumberingAfterBreak="0">
+  <w:abstractNum w:abstractNumId="35" w15:restartNumberingAfterBreak="0">
     <w:nsid w:val="67E463D4"/>
     <w:multiLevelType w:val="hybridMultilevel"/>
     <w:tmpl w:val="0F20B9B0"/>
@@ -12497,7 +10701,7 @@
       </w:rPr>
     </w:lvl>
   </w:abstractNum>
-  <w:abstractNum w:abstractNumId="52" w15:restartNumberingAfterBreak="0">
+  <w:abstractNum w:abstractNumId="36" w15:restartNumberingAfterBreak="0">
     <w:nsid w:val="6976247D"/>
     <w:multiLevelType w:val="hybridMultilevel"/>
     <w:tmpl w:val="3376B4F4"/>
@@ -12610,7 +10814,7 @@
       </w:rPr>
     </w:lvl>
   </w:abstractNum>
-  <w:abstractNum w:abstractNumId="53" w15:restartNumberingAfterBreak="0">
+  <w:abstractNum w:abstractNumId="37" w15:restartNumberingAfterBreak="0">
     <w:nsid w:val="6C4443F4"/>
     <w:multiLevelType w:val="hybridMultilevel"/>
     <w:tmpl w:val="E7124586"/>
@@ -12722,120 +10926,7 @@
       </w:rPr>
     </w:lvl>
   </w:abstractNum>
-  <w:abstractNum w:abstractNumId="54" w15:restartNumberingAfterBreak="0">
-    <w:nsid w:val="6D3E2484"/>
-    <w:multiLevelType w:val="hybridMultilevel"/>
-    <w:tmpl w:val="4D24CE1E"/>
-    <w:lvl w:ilvl="0" w:tplc="04090001">
-      <w:start w:val="1"/>
-      <w:numFmt w:val="bullet"/>
-      <w:lvlText w:val=""/>
-      <w:lvlJc w:val="left"/>
-      <w:pPr>
-        <w:ind w:left="1440" w:hanging="360"/>
-      </w:pPr>
-      <w:rPr>
-        <w:rFonts w:ascii="Symbol" w:hAnsi="Symbol" w:hint="default"/>
-      </w:rPr>
-    </w:lvl>
-    <w:lvl w:ilvl="1" w:tplc="04090003" w:tentative="1">
-      <w:start w:val="1"/>
-      <w:numFmt w:val="bullet"/>
-      <w:lvlText w:val="o"/>
-      <w:lvlJc w:val="left"/>
-      <w:pPr>
-        <w:ind w:left="2160" w:hanging="360"/>
-      </w:pPr>
-      <w:rPr>
-        <w:rFonts w:ascii="Courier New" w:hAnsi="Courier New" w:cs="Courier New" w:hint="default"/>
-      </w:rPr>
-    </w:lvl>
-    <w:lvl w:ilvl="2" w:tplc="04090005" w:tentative="1">
-      <w:start w:val="1"/>
-      <w:numFmt w:val="bullet"/>
-      <w:lvlText w:val=""/>
-      <w:lvlJc w:val="left"/>
-      <w:pPr>
-        <w:ind w:left="2880" w:hanging="360"/>
-      </w:pPr>
-      <w:rPr>
-        <w:rFonts w:ascii="Wingdings" w:hAnsi="Wingdings" w:hint="default"/>
-      </w:rPr>
-    </w:lvl>
-    <w:lvl w:ilvl="3" w:tplc="04090001" w:tentative="1">
-      <w:start w:val="1"/>
-      <w:numFmt w:val="bullet"/>
-      <w:lvlText w:val=""/>
-      <w:lvlJc w:val="left"/>
-      <w:pPr>
-        <w:ind w:left="3600" w:hanging="360"/>
-      </w:pPr>
-      <w:rPr>
-        <w:rFonts w:ascii="Symbol" w:hAnsi="Symbol" w:hint="default"/>
-      </w:rPr>
-    </w:lvl>
-    <w:lvl w:ilvl="4" w:tplc="04090003" w:tentative="1">
-      <w:start w:val="1"/>
-      <w:numFmt w:val="bullet"/>
-      <w:lvlText w:val="o"/>
-      <w:lvlJc w:val="left"/>
-      <w:pPr>
-        <w:ind w:left="4320" w:hanging="360"/>
-      </w:pPr>
-      <w:rPr>
-        <w:rFonts w:ascii="Courier New" w:hAnsi="Courier New" w:cs="Courier New" w:hint="default"/>
-      </w:rPr>
-    </w:lvl>
-    <w:lvl w:ilvl="5" w:tplc="04090005" w:tentative="1">
-      <w:start w:val="1"/>
-      <w:numFmt w:val="bullet"/>
-      <w:lvlText w:val=""/>
-      <w:lvlJc w:val="left"/>
-      <w:pPr>
-        <w:ind w:left="5040" w:hanging="360"/>
-      </w:pPr>
-      <w:rPr>
-        <w:rFonts w:ascii="Wingdings" w:hAnsi="Wingdings" w:hint="default"/>
-      </w:rPr>
-    </w:lvl>
-    <w:lvl w:ilvl="6" w:tplc="04090001" w:tentative="1">
-      <w:start w:val="1"/>
-      <w:numFmt w:val="bullet"/>
-      <w:lvlText w:val=""/>
-      <w:lvlJc w:val="left"/>
-      <w:pPr>
-        <w:ind w:left="5760" w:hanging="360"/>
-      </w:pPr>
-      <w:rPr>
-        <w:rFonts w:ascii="Symbol" w:hAnsi="Symbol" w:hint="default"/>
-      </w:rPr>
-    </w:lvl>
-    <w:lvl w:ilvl="7" w:tplc="04090003" w:tentative="1">
-      <w:start w:val="1"/>
-      <w:numFmt w:val="bullet"/>
-      <w:lvlText w:val="o"/>
-      <w:lvlJc w:val="left"/>
-      <w:pPr>
-        <w:ind w:left="6480" w:hanging="360"/>
-      </w:pPr>
-      <w:rPr>
-        <w:rFonts w:ascii="Courier New" w:hAnsi="Courier New" w:cs="Courier New" w:hint="default"/>
-      </w:rPr>
-    </w:lvl>
-    <w:lvl w:ilvl="8" w:tplc="04090005" w:tentative="1">
-      <w:start w:val="1"/>
-      <w:numFmt w:val="bullet"/>
-      <w:lvlText w:val=""/>
-      <w:lvlJc w:val="left"/>
-      <w:pPr>
-        <w:ind w:left="7200" w:hanging="360"/>
-      </w:pPr>
-      <w:rPr>
-        <w:rFonts w:ascii="Wingdings" w:hAnsi="Wingdings" w:hint="default"/>
-      </w:rPr>
-    </w:lvl>
-  </w:abstractNum>
-  <w:abstractNum w:abstractNumId="55" w15:restartNumberingAfterBreak="0">
+  <w:abstractNum w:abstractNumId="38" w15:restartNumberingAfterBreak="0">
     <w:nsid w:val="6F073E1E"/>
     <w:multiLevelType w:val="multilevel"/>
     <w:tmpl w:val="7D28DB68"/>
@@ -12948,7 +11039,7 @@
       </w:rPr>
     </w:lvl>
   </w:abstractNum>
-  <w:abstractNum w:abstractNumId="56" w15:restartNumberingAfterBreak="0">
+  <w:abstractNum w:abstractNumId="39" w15:restartNumberingAfterBreak="0">
     <w:nsid w:val="722D6AF8"/>
     <w:multiLevelType w:val="hybridMultilevel"/>
     <w:tmpl w:val="105617C4"/>
@@ -13061,7 +11152,7 @@
       </w:rPr>
     </w:lvl>
   </w:abstractNum>
-  <w:abstractNum w:abstractNumId="57" w15:restartNumberingAfterBreak="0">
+  <w:abstractNum w:abstractNumId="40" w15:restartNumberingAfterBreak="0">
     <w:nsid w:val="74B74F26"/>
     <w:multiLevelType w:val="hybridMultilevel"/>
     <w:tmpl w:val="47B8C6CE"/>
@@ -13174,7 +11265,7 @@
       </w:rPr>
     </w:lvl>
   </w:abstractNum>
-  <w:abstractNum w:abstractNumId="58" w15:restartNumberingAfterBreak="0">
+  <w:abstractNum w:abstractNumId="41" w15:restartNumberingAfterBreak="0">
     <w:nsid w:val="78581CAA"/>
     <w:multiLevelType w:val="hybridMultilevel"/>
     <w:tmpl w:val="ACF0EC76"/>
@@ -13287,7 +11378,7 @@
       </w:rPr>
     </w:lvl>
   </w:abstractNum>
-  <w:abstractNum w:abstractNumId="59" w15:restartNumberingAfterBreak="0">
+  <w:abstractNum w:abstractNumId="42" w15:restartNumberingAfterBreak="0">
     <w:nsid w:val="79CE2843"/>
     <w:multiLevelType w:val="hybridMultilevel"/>
     <w:tmpl w:val="93DAAADA"/>
@@ -13400,7 +11491,7 @@
       </w:rPr>
     </w:lvl>
   </w:abstractNum>
-  <w:abstractNum w:abstractNumId="60" w15:restartNumberingAfterBreak="0">
+  <w:abstractNum w:abstractNumId="43" w15:restartNumberingAfterBreak="0">
     <w:nsid w:val="7B7170A5"/>
     <w:multiLevelType w:val="multilevel"/>
     <w:tmpl w:val="70B4229E"/>
@@ -13514,188 +11605,138 @@
     </w:lvl>
   </w:abstractNum>
   <w:num w:numId="1" w16cid:durableId="1200237473">
+    <w:abstractNumId w:val="24"/>
+  </w:num>
+  <w:num w:numId="2" w16cid:durableId="163520121">
+    <w:abstractNumId w:val="3"/>
+  </w:num>
+  <w:num w:numId="3" w16cid:durableId="476143897">
+    <w:abstractNumId w:val="23"/>
+  </w:num>
+  <w:num w:numId="4" w16cid:durableId="1304040104">
+    <w:abstractNumId w:val="19"/>
+  </w:num>
+  <w:num w:numId="5" w16cid:durableId="2071031478">
+    <w:abstractNumId w:val="38"/>
+  </w:num>
+  <w:num w:numId="6" w16cid:durableId="1959599613">
+    <w:abstractNumId w:val="9"/>
+  </w:num>
+  <w:num w:numId="7" w16cid:durableId="1769816294">
+    <w:abstractNumId w:val="26"/>
+  </w:num>
+  <w:num w:numId="8" w16cid:durableId="70274652">
+    <w:abstractNumId w:val="2"/>
+  </w:num>
+  <w:num w:numId="9" w16cid:durableId="311763110">
+    <w:abstractNumId w:val="31"/>
+  </w:num>
+  <w:num w:numId="10" w16cid:durableId="403189974">
+    <w:abstractNumId w:val="43"/>
+  </w:num>
+  <w:num w:numId="11" w16cid:durableId="354692849">
+    <w:abstractNumId w:val="12"/>
+  </w:num>
+  <w:num w:numId="12" w16cid:durableId="215510913">
+    <w:abstractNumId w:val="18"/>
+  </w:num>
+  <w:num w:numId="13" w16cid:durableId="2080982498">
+    <w:abstractNumId w:val="8"/>
+  </w:num>
+  <w:num w:numId="14" w16cid:durableId="1467354242">
+    <w:abstractNumId w:val="32"/>
+  </w:num>
+  <w:num w:numId="15" w16cid:durableId="1116489195">
+    <w:abstractNumId w:val="29"/>
+  </w:num>
+  <w:num w:numId="16" w16cid:durableId="1299534960">
+    <w:abstractNumId w:val="1"/>
+  </w:num>
+  <w:num w:numId="17" w16cid:durableId="1555700082">
+    <w:abstractNumId w:val="27"/>
+  </w:num>
+  <w:num w:numId="18" w16cid:durableId="1861815886">
+    <w:abstractNumId w:val="34"/>
+  </w:num>
+  <w:num w:numId="19" w16cid:durableId="216161834">
+    <w:abstractNumId w:val="15"/>
+  </w:num>
+  <w:num w:numId="20" w16cid:durableId="861481844">
+    <w:abstractNumId w:val="33"/>
+  </w:num>
+  <w:num w:numId="21" w16cid:durableId="857694941">
+    <w:abstractNumId w:val="41"/>
+  </w:num>
+  <w:num w:numId="22" w16cid:durableId="1174607192">
+    <w:abstractNumId w:val="42"/>
+  </w:num>
+  <w:num w:numId="23" w16cid:durableId="208344460">
+    <w:abstractNumId w:val="17"/>
+  </w:num>
+  <w:num w:numId="24" w16cid:durableId="1222473673">
+    <w:abstractNumId w:val="13"/>
+  </w:num>
+  <w:num w:numId="25" w16cid:durableId="1099563217">
+    <w:abstractNumId w:val="40"/>
+  </w:num>
+  <w:num w:numId="26" w16cid:durableId="1768960369">
+    <w:abstractNumId w:val="0"/>
+  </w:num>
+  <w:num w:numId="27" w16cid:durableId="1932422328">
+    <w:abstractNumId w:val="4"/>
+  </w:num>
+  <w:num w:numId="28" w16cid:durableId="1604920173">
+    <w:abstractNumId w:val="14"/>
+  </w:num>
+  <w:num w:numId="29" w16cid:durableId="619920887">
+    <w:abstractNumId w:val="28"/>
+  </w:num>
+  <w:num w:numId="30" w16cid:durableId="119425018">
+    <w:abstractNumId w:val="6"/>
+  </w:num>
+  <w:num w:numId="31" w16cid:durableId="299111298">
+    <w:abstractNumId w:val="11"/>
+  </w:num>
+  <w:num w:numId="32" w16cid:durableId="729304657">
+    <w:abstractNumId w:val="20"/>
+  </w:num>
+  <w:num w:numId="33" w16cid:durableId="1228344458">
+    <w:abstractNumId w:val="16"/>
+  </w:num>
+  <w:num w:numId="34" w16cid:durableId="865141234">
+    <w:abstractNumId w:val="21"/>
+  </w:num>
+  <w:num w:numId="35" w16cid:durableId="1229415346">
+    <w:abstractNumId w:val="39"/>
+  </w:num>
+  <w:num w:numId="36" w16cid:durableId="1349411462">
     <w:abstractNumId w:val="36"/>
   </w:num>
-  <w:num w:numId="2" w16cid:durableId="163520121">
-    <w:abstractNumId w:val="6"/>
-  </w:num>
-  <w:num w:numId="3" w16cid:durableId="476143897">
+  <w:num w:numId="37" w16cid:durableId="263542271">
     <w:abstractNumId w:val="35"/>
   </w:num>
-  <w:num w:numId="4" w16cid:durableId="1304040104">
+  <w:num w:numId="38" w16cid:durableId="40910330">
     <w:abstractNumId w:val="30"/>
   </w:num>
-  <w:num w:numId="5" w16cid:durableId="2071031478">
-    <w:abstractNumId w:val="55"/>
+  <w:num w:numId="39" w16cid:durableId="895434307">
+    <w:abstractNumId w:val="25"/>
   </w:num>
-  <w:num w:numId="6" w16cid:durableId="1959599613">
-    <w:abstractNumId w:val="15"/>
+  <w:num w:numId="40" w16cid:durableId="221646769">
+    <w:abstractNumId w:val="7"/>
   </w:num>
-  <w:num w:numId="7" w16cid:durableId="1769816294">
-    <w:abstractNumId w:val="39"/>
+  <w:num w:numId="41" w16cid:durableId="1520965251">
+    <w:abstractNumId w:val="22"/>
   </w:num>
-  <w:num w:numId="8" w16cid:durableId="70274652">
-    <w:abstractNumId w:val="4"/>
+  <w:num w:numId="42" w16cid:durableId="1363944452">
+    <w:abstractNumId w:val="37"/>
   </w:num>
-  <w:num w:numId="9" w16cid:durableId="311763110">
-    <w:abstractNumId w:val="47"/>
-  </w:num>
-  <w:num w:numId="10" w16cid:durableId="403189974">
-    <w:abstractNumId w:val="60"/>
-  </w:num>
-  <w:num w:numId="11" w16cid:durableId="354692849">
-    <w:abstractNumId w:val="19"/>
-  </w:num>
-  <w:num w:numId="12" w16cid:durableId="215510913">
-    <w:abstractNumId w:val="29"/>
-  </w:num>
-  <w:num w:numId="13" w16cid:durableId="2080982498">
-    <w:abstractNumId w:val="14"/>
-  </w:num>
-  <w:num w:numId="14" w16cid:durableId="1467354242">
-    <w:abstractNumId w:val="48"/>
-  </w:num>
-  <w:num w:numId="15" w16cid:durableId="1116489195">
-    <w:abstractNumId w:val="43"/>
-  </w:num>
-  <w:num w:numId="16" w16cid:durableId="1299534960">
-    <w:abstractNumId w:val="3"/>
-  </w:num>
-  <w:num w:numId="17" w16cid:durableId="82535545">
-    <w:abstractNumId w:val="23"/>
-  </w:num>
-  <w:num w:numId="18" w16cid:durableId="1127893040">
+  <w:num w:numId="43" w16cid:durableId="815757290">
     <w:abstractNumId w:val="10"/>
   </w:num>
-  <w:num w:numId="19" w16cid:durableId="1555700082">
-    <w:abstractNumId w:val="40"/>
-  </w:num>
-  <w:num w:numId="20" w16cid:durableId="1861815886">
-    <w:abstractNumId w:val="50"/>
-  </w:num>
-  <w:num w:numId="21" w16cid:durableId="403532588">
-    <w:abstractNumId w:val="31"/>
-  </w:num>
-  <w:num w:numId="22" w16cid:durableId="1138566757">
-    <w:abstractNumId w:val="37"/>
-  </w:num>
-  <w:num w:numId="23" w16cid:durableId="999425381">
-    <w:abstractNumId w:val="11"/>
-  </w:num>
-  <w:num w:numId="24" w16cid:durableId="216161834">
-    <w:abstractNumId w:val="25"/>
-  </w:num>
-  <w:num w:numId="25" w16cid:durableId="861481844">
-    <w:abstractNumId w:val="49"/>
-  </w:num>
-  <w:num w:numId="26" w16cid:durableId="857694941">
-    <w:abstractNumId w:val="58"/>
-  </w:num>
-  <w:num w:numId="27" w16cid:durableId="1174607192">
-    <w:abstractNumId w:val="59"/>
-  </w:num>
-  <w:num w:numId="28" w16cid:durableId="146485557">
-    <w:abstractNumId w:val="0"/>
-  </w:num>
-  <w:num w:numId="29" w16cid:durableId="106244475">
-    <w:abstractNumId w:val="12"/>
-  </w:num>
-  <w:num w:numId="30" w16cid:durableId="208344460">
-    <w:abstractNumId w:val="27"/>
-  </w:num>
-  <w:num w:numId="31" w16cid:durableId="1222473673">
-    <w:abstractNumId w:val="22"/>
-  </w:num>
-  <w:num w:numId="32" w16cid:durableId="1099563217">
-    <w:abstractNumId w:val="57"/>
-  </w:num>
-  <w:num w:numId="33" w16cid:durableId="1768960369">
-    <w:abstractNumId w:val="1"/>
-  </w:num>
-  <w:num w:numId="34" w16cid:durableId="1932422328">
-    <w:abstractNumId w:val="7"/>
-  </w:num>
-  <w:num w:numId="35" w16cid:durableId="1604920173">
-    <w:abstractNumId w:val="24"/>
-  </w:num>
-  <w:num w:numId="36" w16cid:durableId="1858079343">
-    <w:abstractNumId w:val="2"/>
-  </w:num>
-  <w:num w:numId="37" w16cid:durableId="619920887">
-    <w:abstractNumId w:val="42"/>
-  </w:num>
-  <w:num w:numId="38" w16cid:durableId="119425018">
-    <w:abstractNumId w:val="9"/>
-  </w:num>
-  <w:num w:numId="39" w16cid:durableId="299111298">
-    <w:abstractNumId w:val="18"/>
-  </w:num>
-  <w:num w:numId="40" w16cid:durableId="729304657">
-    <w:abstractNumId w:val="32"/>
-  </w:num>
-  <w:num w:numId="41" w16cid:durableId="1745757475">
-    <w:abstractNumId w:val="44"/>
-  </w:num>
-  <w:num w:numId="42" w16cid:durableId="1228344458">
-    <w:abstractNumId w:val="26"/>
-  </w:num>
-  <w:num w:numId="43" w16cid:durableId="865141234">
-    <w:abstractNumId w:val="33"/>
-  </w:num>
-  <w:num w:numId="44" w16cid:durableId="1229415346">
-    <w:abstractNumId w:val="56"/>
-  </w:num>
-  <w:num w:numId="45" w16cid:durableId="1349411462">
-    <w:abstractNumId w:val="52"/>
-  </w:num>
-  <w:num w:numId="46" w16cid:durableId="775908987">
-    <w:abstractNumId w:val="17"/>
-  </w:num>
-  <w:num w:numId="47" w16cid:durableId="263542271">
-    <w:abstractNumId w:val="51"/>
-  </w:num>
-  <w:num w:numId="48" w16cid:durableId="294994507">
-    <w:abstractNumId w:val="54"/>
-  </w:num>
-  <w:num w:numId="49" w16cid:durableId="40910330">
-    <w:abstractNumId w:val="46"/>
-  </w:num>
-  <w:num w:numId="50" w16cid:durableId="409038461">
+  <w:num w:numId="44" w16cid:durableId="60252400">
     <w:abstractNumId w:val="5"/>
   </w:num>
-  <w:num w:numId="51" w16cid:durableId="1855146040">
-    <w:abstractNumId w:val="41"/>
-  </w:num>
-  <w:num w:numId="52" w16cid:durableId="895434307">
-    <w:abstractNumId w:val="38"/>
-  </w:num>
-  <w:num w:numId="53" w16cid:durableId="328409035">
-    <w:abstractNumId w:val="45"/>
-  </w:num>
-  <w:num w:numId="54" w16cid:durableId="221646769">
-    <w:abstractNumId w:val="13"/>
-  </w:num>
-  <w:num w:numId="55" w16cid:durableId="1520965251">
-    <w:abstractNumId w:val="34"/>
-  </w:num>
-  <w:num w:numId="56" w16cid:durableId="1363944452">
-    <w:abstractNumId w:val="53"/>
-  </w:num>
-  <w:num w:numId="57" w16cid:durableId="1028145110">
-    <w:abstractNumId w:val="28"/>
-  </w:num>
-  <w:num w:numId="58" w16cid:durableId="815757290">
-    <w:abstractNumId w:val="16"/>
-  </w:num>
-  <w:num w:numId="59" w16cid:durableId="964583454">
-    <w:abstractNumId w:val="21"/>
-  </w:num>
-  <w:num w:numId="60" w16cid:durableId="1093477899">
-    <w:abstractNumId w:val="20"/>
-  </w:num>
-  <w:num w:numId="61" w16cid:durableId="60252400">
-    <w:abstractNumId w:val="8"/>
-  </w:num>
+  <w:numIdMacAtCleanup w:val="44"/>
 </w:numbering>
 </file>
 
